--- a/6th Semester/Computer Networks Lab/Lab Manuals/Lab 08/22K-5161 [CN Lab 08].docx
+++ b/6th Semester/Computer Networks Lab/Lab Manuals/Lab 08/22K-5161 [CN Lab 08].docx
@@ -128,6 +128,7 @@
       <w:r>
         <w:rPr>
           <w:bCs/>
+          <w:noProof/>
         </w:rPr>
         <w:drawing>
           <wp:inline distT="0" distB="0" distL="0" distR="0" wp14:anchorId="0CB287AA" wp14:editId="37CEEC8C">
@@ -175,6 +176,7 @@
       <w:r>
         <w:rPr>
           <w:bCs/>
+          <w:noProof/>
         </w:rPr>
         <w:drawing>
           <wp:inline distT="0" distB="0" distL="0" distR="0" wp14:anchorId="2C0FD1D3" wp14:editId="549ED8D4">
@@ -229,6 +231,7 @@
       <w:r>
         <w:rPr>
           <w:bCs/>
+          <w:noProof/>
         </w:rPr>
         <w:lastRenderedPageBreak/>
         <w:drawing>
@@ -277,6 +280,7 @@
       <w:r>
         <w:rPr>
           <w:bCs/>
+          <w:noProof/>
         </w:rPr>
         <w:drawing>
           <wp:inline distT="0" distB="0" distL="0" distR="0" wp14:anchorId="78F07359" wp14:editId="3BBB8CE9">
@@ -331,6 +335,7 @@
       <w:r>
         <w:rPr>
           <w:bCs/>
+          <w:noProof/>
         </w:rPr>
         <w:drawing>
           <wp:inline distT="0" distB="0" distL="0" distR="0" wp14:anchorId="67FB434A" wp14:editId="74770745">
@@ -378,6 +383,7 @@
       <w:r>
         <w:rPr>
           <w:bCs/>
+          <w:noProof/>
         </w:rPr>
         <w:lastRenderedPageBreak/>
         <w:drawing>
@@ -426,6 +432,7 @@
       <w:r>
         <w:rPr>
           <w:bCs/>
+          <w:noProof/>
         </w:rPr>
         <w:drawing>
           <wp:inline distT="0" distB="0" distL="0" distR="0" wp14:anchorId="3EF59305" wp14:editId="4CAD9C7D">
@@ -473,6 +480,7 @@
       <w:r>
         <w:rPr>
           <w:bCs/>
+          <w:noProof/>
         </w:rPr>
         <w:drawing>
           <wp:inline distT="0" distB="0" distL="0" distR="0" wp14:anchorId="2456487F" wp14:editId="2939C436">
@@ -527,6 +535,7 @@
       <w:r>
         <w:rPr>
           <w:bCs/>
+          <w:noProof/>
         </w:rPr>
         <w:lastRenderedPageBreak/>
         <w:drawing>
@@ -575,6 +584,7 @@
       <w:r>
         <w:rPr>
           <w:bCs/>
+          <w:noProof/>
         </w:rPr>
         <w:drawing>
           <wp:inline distT="0" distB="0" distL="0" distR="0" wp14:anchorId="6F42A1B3" wp14:editId="4F7BD24C">
@@ -622,6 +632,7 @@
       <w:r>
         <w:rPr>
           <w:bCs/>
+          <w:noProof/>
         </w:rPr>
         <w:drawing>
           <wp:inline distT="0" distB="0" distL="0" distR="0" wp14:anchorId="216D15FC" wp14:editId="3C859F94">
@@ -669,6 +680,7 @@
       <w:r>
         <w:rPr>
           <w:bCs/>
+          <w:noProof/>
         </w:rPr>
         <w:lastRenderedPageBreak/>
         <w:drawing>
@@ -717,6 +729,7 @@
       <w:r>
         <w:rPr>
           <w:bCs/>
+          <w:noProof/>
         </w:rPr>
         <w:drawing>
           <wp:inline distT="0" distB="0" distL="0" distR="0" wp14:anchorId="266C6497" wp14:editId="3F6C3EAB">
@@ -764,6 +777,7 @@
       <w:r>
         <w:rPr>
           <w:bCs/>
+          <w:noProof/>
         </w:rPr>
         <w:drawing>
           <wp:inline distT="0" distB="0" distL="0" distR="0" wp14:anchorId="342A5BCB" wp14:editId="06F3431B">
@@ -811,6 +825,7 @@
       <w:r>
         <w:rPr>
           <w:bCs/>
+          <w:noProof/>
         </w:rPr>
         <w:lastRenderedPageBreak/>
         <w:drawing>
@@ -859,6 +874,7 @@
       <w:r>
         <w:rPr>
           <w:bCs/>
+          <w:noProof/>
         </w:rPr>
         <w:drawing>
           <wp:inline distT="0" distB="0" distL="0" distR="0" wp14:anchorId="313BF25A" wp14:editId="2DBB7C36">
@@ -906,6 +922,7 @@
       <w:r>
         <w:rPr>
           <w:bCs/>
+          <w:noProof/>
         </w:rPr>
         <w:lastRenderedPageBreak/>
         <w:drawing>
@@ -954,6 +971,7 @@
       <w:r>
         <w:rPr>
           <w:bCs/>
+          <w:noProof/>
         </w:rPr>
         <w:drawing>
           <wp:inline distT="0" distB="0" distL="0" distR="0" wp14:anchorId="524098B7" wp14:editId="4F095718">
@@ -1001,6 +1019,7 @@
       <w:r>
         <w:rPr>
           <w:bCs/>
+          <w:noProof/>
         </w:rPr>
         <w:lastRenderedPageBreak/>
         <w:drawing>
@@ -1049,6 +1068,7 @@
       <w:r>
         <w:rPr>
           <w:bCs/>
+          <w:noProof/>
         </w:rPr>
         <w:drawing>
           <wp:inline distT="0" distB="0" distL="0" distR="0" wp14:anchorId="6A305723" wp14:editId="495FAC0C">
@@ -1096,6 +1116,7 @@
       <w:r>
         <w:rPr>
           <w:bCs/>
+          <w:noProof/>
         </w:rPr>
         <w:lastRenderedPageBreak/>
         <w:drawing>
@@ -1144,6 +1165,7 @@
       <w:r>
         <w:rPr>
           <w:bCs/>
+          <w:noProof/>
         </w:rPr>
         <w:drawing>
           <wp:inline distT="0" distB="0" distL="0" distR="0" wp14:anchorId="09F4AA4C" wp14:editId="3B287EB0">
@@ -1209,6 +1231,9 @@
     </w:p>
     <w:p>
       <w:r>
+        <w:rPr>
+          <w:noProof/>
+        </w:rPr>
         <w:lastRenderedPageBreak/>
         <w:drawing>
           <wp:inline distT="0" distB="0" distL="0" distR="0" wp14:anchorId="7F577CFE" wp14:editId="6FC84BD9">
@@ -1249,6 +1274,9 @@
     </w:p>
     <w:p>
       <w:r>
+        <w:rPr>
+          <w:noProof/>
+        </w:rPr>
         <w:drawing>
           <wp:inline distT="0" distB="0" distL="0" distR="0" wp14:anchorId="2ED8BAE1" wp14:editId="7014D082">
             <wp:extent cx="4800600" cy="1753553"/>
@@ -1288,6 +1316,9 @@
     </w:p>
     <w:p>
       <w:r>
+        <w:rPr>
+          <w:noProof/>
+        </w:rPr>
         <w:drawing>
           <wp:inline distT="0" distB="0" distL="0" distR="0" wp14:anchorId="7F8CE40F" wp14:editId="26091C65">
             <wp:extent cx="4800755" cy="3787775"/>
@@ -1327,6 +1358,9 @@
     </w:p>
     <w:p>
       <w:r>
+        <w:rPr>
+          <w:noProof/>
+        </w:rPr>
         <w:lastRenderedPageBreak/>
         <w:drawing>
           <wp:inline distT="0" distB="0" distL="0" distR="0" wp14:anchorId="3797229E" wp14:editId="3BCB4C7F">
@@ -1367,6 +1401,9 @@
     </w:p>
     <w:p>
       <w:r>
+        <w:rPr>
+          <w:noProof/>
+        </w:rPr>
         <w:drawing>
           <wp:inline distT="0" distB="0" distL="0" distR="0" wp14:anchorId="35A0E959" wp14:editId="0AE3DE91">
             <wp:extent cx="5943600" cy="3766185"/>
@@ -1406,6 +1443,9 @@
     </w:p>
     <w:p>
       <w:r>
+        <w:rPr>
+          <w:noProof/>
+        </w:rPr>
         <w:drawing>
           <wp:inline distT="0" distB="0" distL="0" distR="0" wp14:anchorId="0E9BDBA8" wp14:editId="3B265FF8">
             <wp:extent cx="5943600" cy="2081530"/>
@@ -1445,6 +1485,9 @@
     </w:p>
     <w:p>
       <w:r>
+        <w:rPr>
+          <w:noProof/>
+        </w:rPr>
         <w:lastRenderedPageBreak/>
         <w:drawing>
           <wp:inline distT="0" distB="0" distL="0" distR="0" wp14:anchorId="7EF4C9D1" wp14:editId="0A09E231">
@@ -1485,6 +1528,9 @@
     </w:p>
     <w:p>
       <w:r>
+        <w:rPr>
+          <w:noProof/>
+        </w:rPr>
         <w:drawing>
           <wp:inline distT="0" distB="0" distL="0" distR="0" wp14:anchorId="4A4538B7" wp14:editId="748CE2F5">
             <wp:extent cx="5943600" cy="2045335"/>
@@ -1524,6 +1570,9 @@
     </w:p>
     <w:p>
       <w:r>
+        <w:rPr>
+          <w:noProof/>
+        </w:rPr>
         <w:lastRenderedPageBreak/>
         <w:drawing>
           <wp:inline distT="0" distB="0" distL="0" distR="0" wp14:anchorId="0B4AB37A" wp14:editId="6AA8423A">
@@ -1564,6 +1613,9 @@
     </w:p>
     <w:p>
       <w:r>
+        <w:rPr>
+          <w:noProof/>
+        </w:rPr>
         <w:drawing>
           <wp:inline distT="0" distB="0" distL="0" distR="0" wp14:anchorId="7A760AA6" wp14:editId="0563DE7E">
             <wp:extent cx="5943600" cy="2865755"/>
@@ -1603,6 +1655,9 @@
     </w:p>
     <w:p>
       <w:r>
+        <w:rPr>
+          <w:noProof/>
+        </w:rPr>
         <w:lastRenderedPageBreak/>
         <w:drawing>
           <wp:inline distT="0" distB="0" distL="0" distR="0" wp14:anchorId="79D11E3D" wp14:editId="7F61A39F">
@@ -1643,6 +1698,9 @@
     </w:p>
     <w:p>
       <w:r>
+        <w:rPr>
+          <w:noProof/>
+        </w:rPr>
         <w:drawing>
           <wp:inline distT="0" distB="0" distL="0" distR="0" wp14:anchorId="1E9C564F" wp14:editId="1E77F47E">
             <wp:extent cx="5943600" cy="3281680"/>
@@ -1682,6 +1740,9 @@
     </w:p>
     <w:p>
       <w:r>
+        <w:rPr>
+          <w:noProof/>
+        </w:rPr>
         <w:lastRenderedPageBreak/>
         <w:drawing>
           <wp:inline distT="0" distB="0" distL="0" distR="0" wp14:anchorId="41E94B5F" wp14:editId="1AD93D73">
@@ -1722,6 +1783,9 @@
     </w:p>
     <w:p>
       <w:r>
+        <w:rPr>
+          <w:noProof/>
+        </w:rPr>
         <w:drawing>
           <wp:inline distT="0" distB="0" distL="0" distR="0" wp14:anchorId="6B7B1E11" wp14:editId="7764915F">
             <wp:extent cx="5943600" cy="3122930"/>
@@ -1761,6 +1825,9 @@
     </w:p>
     <w:p>
       <w:r>
+        <w:rPr>
+          <w:noProof/>
+        </w:rPr>
         <w:lastRenderedPageBreak/>
         <w:drawing>
           <wp:inline distT="0" distB="0" distL="0" distR="0" wp14:anchorId="03CC6E6C" wp14:editId="24A02CFD">
@@ -1801,6 +1868,9 @@
     </w:p>
     <w:p>
       <w:r>
+        <w:rPr>
+          <w:noProof/>
+        </w:rPr>
         <w:drawing>
           <wp:inline distT="0" distB="0" distL="0" distR="0" wp14:anchorId="1B9D87A7" wp14:editId="51155DE8">
             <wp:extent cx="5943600" cy="2831465"/>
@@ -1840,6 +1910,9 @@
     </w:p>
     <w:p>
       <w:r>
+        <w:rPr>
+          <w:noProof/>
+        </w:rPr>
         <w:drawing>
           <wp:inline distT="0" distB="0" distL="0" distR="0" wp14:anchorId="119EE33E" wp14:editId="5EACF52B">
             <wp:extent cx="5943600" cy="1544320"/>
@@ -1879,6 +1952,9 @@
     </w:p>
     <w:p>
       <w:r>
+        <w:rPr>
+          <w:noProof/>
+        </w:rPr>
         <w:lastRenderedPageBreak/>
         <w:drawing>
           <wp:inline distT="0" distB="0" distL="0" distR="0" wp14:anchorId="34EB743F" wp14:editId="07866715">
@@ -1919,6 +1995,9 @@
     </w:p>
     <w:p>
       <w:r>
+        <w:rPr>
+          <w:noProof/>
+        </w:rPr>
         <w:drawing>
           <wp:inline distT="0" distB="0" distL="0" distR="0" wp14:anchorId="0DD7D891" wp14:editId="2A0BF201">
             <wp:extent cx="5943600" cy="4954905"/>
@@ -1976,14 +2055,48 @@
     </w:p>
     <w:p>
       <w:r>
-        <w:t>//Net</w:t>
-      </w:r>
-      <w:r>
-        <w:t>work</w:t>
-      </w:r>
-    </w:p>
-    <w:p>
-      <w:r>
+        <w:drawing>
+          <wp:inline distT="0" distB="0" distL="0" distR="0" wp14:anchorId="31DA56F0" wp14:editId="7816D928">
+            <wp:extent cx="5943600" cy="1950720"/>
+            <wp:effectExtent l="0" t="0" r="0" b="0"/>
+            <wp:docPr id="778318963" name="Picture 1"/>
+            <wp:cNvGraphicFramePr>
+              <a:graphicFrameLocks xmlns:a="http://schemas.openxmlformats.org/drawingml/2006/main" noChangeAspect="1"/>
+            </wp:cNvGraphicFramePr>
+            <a:graphic xmlns:a="http://schemas.openxmlformats.org/drawingml/2006/main">
+              <a:graphicData uri="http://schemas.openxmlformats.org/drawingml/2006/picture">
+                <pic:pic xmlns:pic="http://schemas.openxmlformats.org/drawingml/2006/picture">
+                  <pic:nvPicPr>
+                    <pic:cNvPr id="778318963" name=""/>
+                    <pic:cNvPicPr/>
+                  </pic:nvPicPr>
+                  <pic:blipFill>
+                    <a:blip r:embed="rId48"/>
+                    <a:stretch>
+                      <a:fillRect/>
+                    </a:stretch>
+                  </pic:blipFill>
+                  <pic:spPr>
+                    <a:xfrm>
+                      <a:off x="0" y="0"/>
+                      <a:ext cx="5943600" cy="1950720"/>
+                    </a:xfrm>
+                    <a:prstGeom prst="rect">
+                      <a:avLst/>
+                    </a:prstGeom>
+                  </pic:spPr>
+                </pic:pic>
+              </a:graphicData>
+            </a:graphic>
+          </wp:inline>
+        </w:drawing>
+      </w:r>
+    </w:p>
+    <w:p>
+      <w:r>
+        <w:rPr>
+          <w:noProof/>
+        </w:rPr>
         <w:drawing>
           <wp:inline distT="0" distB="0" distL="0" distR="0" wp14:anchorId="2F5675B7" wp14:editId="1D65162C">
             <wp:extent cx="5943600" cy="2372360"/>
@@ -2000,7 +2113,7 @@
                     <pic:cNvPicPr/>
                   </pic:nvPicPr>
                   <pic:blipFill>
-                    <a:blip r:embed="rId48"/>
+                    <a:blip r:embed="rId49"/>
                     <a:stretch>
                       <a:fillRect/>
                     </a:stretch>
@@ -2023,6 +2136,9 @@
     </w:p>
     <w:p>
       <w:r>
+        <w:rPr>
+          <w:noProof/>
+        </w:rPr>
         <w:drawing>
           <wp:inline distT="0" distB="0" distL="0" distR="0" wp14:anchorId="6970B0D7" wp14:editId="5642142C">
             <wp:extent cx="5943600" cy="2372360"/>
@@ -2039,7 +2155,7 @@
                     <pic:cNvPicPr/>
                   </pic:nvPicPr>
                   <pic:blipFill>
-                    <a:blip r:embed="rId49"/>
+                    <a:blip r:embed="rId50"/>
                     <a:stretch>
                       <a:fillRect/>
                     </a:stretch>
@@ -2062,6 +2178,9 @@
     </w:p>
     <w:p>
       <w:r>
+        <w:rPr>
+          <w:noProof/>
+        </w:rPr>
         <w:lastRenderedPageBreak/>
         <w:drawing>
           <wp:inline distT="0" distB="0" distL="0" distR="0" wp14:anchorId="34D32EB7" wp14:editId="235CC13F">
@@ -2079,7 +2198,7 @@
                     <pic:cNvPicPr/>
                   </pic:nvPicPr>
                   <pic:blipFill>
-                    <a:blip r:embed="rId50"/>
+                    <a:blip r:embed="rId51"/>
                     <a:stretch>
                       <a:fillRect/>
                     </a:stretch>
@@ -2102,6 +2221,9 @@
     </w:p>
     <w:p>
       <w:r>
+        <w:rPr>
+          <w:noProof/>
+        </w:rPr>
         <w:drawing>
           <wp:inline distT="0" distB="0" distL="0" distR="0" wp14:anchorId="07E85054" wp14:editId="617C2DCA">
             <wp:extent cx="5943600" cy="2515235"/>
@@ -2118,7 +2240,7 @@
                     <pic:cNvPicPr/>
                   </pic:nvPicPr>
                   <pic:blipFill>
-                    <a:blip r:embed="rId51"/>
+                    <a:blip r:embed="rId52"/>
                     <a:stretch>
                       <a:fillRect/>
                     </a:stretch>
@@ -2141,6 +2263,9 @@
     </w:p>
     <w:p>
       <w:r>
+        <w:rPr>
+          <w:noProof/>
+        </w:rPr>
         <w:drawing>
           <wp:inline distT="0" distB="0" distL="0" distR="0" wp14:anchorId="722265EB" wp14:editId="6C25DF67">
             <wp:extent cx="5943600" cy="2400935"/>
@@ -2157,7 +2282,7 @@
                     <pic:cNvPicPr/>
                   </pic:nvPicPr>
                   <pic:blipFill>
-                    <a:blip r:embed="rId52"/>
+                    <a:blip r:embed="rId53"/>
                     <a:stretch>
                       <a:fillRect/>
                     </a:stretch>
@@ -2180,6 +2305,9 @@
     </w:p>
     <w:p>
       <w:r>
+        <w:rPr>
+          <w:noProof/>
+        </w:rPr>
         <w:lastRenderedPageBreak/>
         <w:drawing>
           <wp:inline distT="0" distB="0" distL="0" distR="0" wp14:anchorId="39C9DE73" wp14:editId="29FB3129">
@@ -2197,7 +2325,7 @@
                     <pic:cNvPicPr/>
                   </pic:nvPicPr>
                   <pic:blipFill>
-                    <a:blip r:embed="rId53"/>
+                    <a:blip r:embed="rId54"/>
                     <a:stretch>
                       <a:fillRect/>
                     </a:stretch>
@@ -2220,6 +2348,9 @@
     </w:p>
     <w:p>
       <w:r>
+        <w:rPr>
+          <w:noProof/>
+        </w:rPr>
         <w:drawing>
           <wp:inline distT="0" distB="0" distL="0" distR="0" wp14:anchorId="0E90F8AC" wp14:editId="15257175">
             <wp:extent cx="5943600" cy="2068830"/>
@@ -2236,7 +2367,7 @@
                     <pic:cNvPicPr/>
                   </pic:nvPicPr>
                   <pic:blipFill>
-                    <a:blip r:embed="rId54"/>
+                    <a:blip r:embed="rId55"/>
                     <a:stretch>
                       <a:fillRect/>
                     </a:stretch>
@@ -2259,6 +2390,9 @@
     </w:p>
     <w:p>
       <w:r>
+        <w:rPr>
+          <w:noProof/>
+        </w:rPr>
         <w:drawing>
           <wp:inline distT="0" distB="0" distL="0" distR="0" wp14:anchorId="589106A7" wp14:editId="32941B25">
             <wp:extent cx="5943600" cy="2127885"/>
@@ -2275,7 +2409,7 @@
                     <pic:cNvPicPr/>
                   </pic:nvPicPr>
                   <pic:blipFill>
-                    <a:blip r:embed="rId55"/>
+                    <a:blip r:embed="rId56"/>
                     <a:stretch>
                       <a:fillRect/>
                     </a:stretch>
@@ -2298,6 +2432,9 @@
     </w:p>
     <w:p>
       <w:r>
+        <w:rPr>
+          <w:noProof/>
+        </w:rPr>
         <w:lastRenderedPageBreak/>
         <w:drawing>
           <wp:inline distT="0" distB="0" distL="0" distR="0" wp14:anchorId="19550FE6" wp14:editId="28710607">
@@ -2315,7 +2452,7 @@
                     <pic:cNvPicPr/>
                   </pic:nvPicPr>
                   <pic:blipFill>
-                    <a:blip r:embed="rId56"/>
+                    <a:blip r:embed="rId57"/>
                     <a:stretch>
                       <a:fillRect/>
                     </a:stretch>
@@ -2338,6 +2475,9 @@
     </w:p>
     <w:p>
       <w:r>
+        <w:rPr>
+          <w:noProof/>
+        </w:rPr>
         <w:drawing>
           <wp:inline distT="0" distB="0" distL="0" distR="0" wp14:anchorId="6F3E8E9D" wp14:editId="70C6CF2E">
             <wp:extent cx="5943600" cy="2105660"/>
@@ -2354,7 +2494,7 @@
                     <pic:cNvPicPr/>
                   </pic:nvPicPr>
                   <pic:blipFill>
-                    <a:blip r:embed="rId57"/>
+                    <a:blip r:embed="rId58"/>
                     <a:stretch>
                       <a:fillRect/>
                     </a:stretch>
@@ -2377,6 +2517,9 @@
     </w:p>
     <w:p>
       <w:r>
+        <w:rPr>
+          <w:noProof/>
+        </w:rPr>
         <w:drawing>
           <wp:inline distT="0" distB="0" distL="0" distR="0" wp14:anchorId="5CB45FE6" wp14:editId="718333D4">
             <wp:extent cx="5943600" cy="2453005"/>
@@ -2393,7 +2536,7 @@
                     <pic:cNvPicPr/>
                   </pic:nvPicPr>
                   <pic:blipFill>
-                    <a:blip r:embed="rId58"/>
+                    <a:blip r:embed="rId59"/>
                     <a:stretch>
                       <a:fillRect/>
                     </a:stretch>
@@ -2416,6 +2559,9 @@
     </w:p>
     <w:p>
       <w:r>
+        <w:rPr>
+          <w:noProof/>
+        </w:rPr>
         <w:lastRenderedPageBreak/>
         <w:drawing>
           <wp:inline distT="0" distB="0" distL="0" distR="0" wp14:anchorId="501C5D3D" wp14:editId="30A5AF6E">
@@ -2433,7 +2579,7 @@
                     <pic:cNvPicPr/>
                   </pic:nvPicPr>
                   <pic:blipFill>
-                    <a:blip r:embed="rId59"/>
+                    <a:blip r:embed="rId60"/>
                     <a:stretch>
                       <a:fillRect/>
                     </a:stretch>
@@ -2456,6 +2602,9 @@
     </w:p>
     <w:p>
       <w:r>
+        <w:rPr>
+          <w:noProof/>
+        </w:rPr>
         <w:drawing>
           <wp:inline distT="0" distB="0" distL="0" distR="0" wp14:anchorId="6E211CE8" wp14:editId="397C5EE7">
             <wp:extent cx="5943600" cy="2646680"/>
@@ -2472,7 +2621,7 @@
                     <pic:cNvPicPr/>
                   </pic:nvPicPr>
                   <pic:blipFill>
-                    <a:blip r:embed="rId60"/>
+                    <a:blip r:embed="rId61"/>
                     <a:stretch>
                       <a:fillRect/>
                     </a:stretch>
@@ -2495,6 +2644,9 @@
     </w:p>
     <w:p>
       <w:r>
+        <w:rPr>
+          <w:noProof/>
+        </w:rPr>
         <w:drawing>
           <wp:inline distT="0" distB="0" distL="0" distR="0" wp14:anchorId="59154301" wp14:editId="1C3BCD8C">
             <wp:extent cx="5943600" cy="1309370"/>
@@ -2511,7 +2663,7 @@
                     <pic:cNvPicPr/>
                   </pic:nvPicPr>
                   <pic:blipFill>
-                    <a:blip r:embed="rId61"/>
+                    <a:blip r:embed="rId62"/>
                     <a:stretch>
                       <a:fillRect/>
                     </a:stretch>
@@ -2534,6 +2686,9 @@
     </w:p>
     <w:p>
       <w:r>
+        <w:rPr>
+          <w:noProof/>
+        </w:rPr>
         <w:lastRenderedPageBreak/>
         <w:drawing>
           <wp:inline distT="0" distB="0" distL="0" distR="0" wp14:anchorId="7A9F2998" wp14:editId="4B7487EB">
@@ -2551,7 +2706,7 @@
                     <pic:cNvPicPr/>
                   </pic:nvPicPr>
                   <pic:blipFill>
-                    <a:blip r:embed="rId62"/>
+                    <a:blip r:embed="rId63"/>
                     <a:stretch>
                       <a:fillRect/>
                     </a:stretch>
@@ -2574,6 +2729,9 @@
     </w:p>
     <w:p>
       <w:r>
+        <w:rPr>
+          <w:noProof/>
+        </w:rPr>
         <w:drawing>
           <wp:inline distT="0" distB="0" distL="0" distR="0" wp14:anchorId="47AC1748" wp14:editId="3965F4FF">
             <wp:extent cx="5943600" cy="1283970"/>
@@ -2590,7 +2748,7 @@
                     <pic:cNvPicPr/>
                   </pic:nvPicPr>
                   <pic:blipFill>
-                    <a:blip r:embed="rId63"/>
+                    <a:blip r:embed="rId64"/>
                     <a:stretch>
                       <a:fillRect/>
                     </a:stretch>
@@ -2613,6 +2771,9 @@
     </w:p>
     <w:p>
       <w:r>
+        <w:rPr>
+          <w:noProof/>
+        </w:rPr>
         <w:drawing>
           <wp:inline distT="0" distB="0" distL="0" distR="0" wp14:anchorId="088BE3A7" wp14:editId="5770AC64">
             <wp:extent cx="5943600" cy="1885950"/>
@@ -2629,7 +2790,7 @@
                     <pic:cNvPicPr/>
                   </pic:nvPicPr>
                   <pic:blipFill>
-                    <a:blip r:embed="rId64"/>
+                    <a:blip r:embed="rId65"/>
                     <a:stretch>
                       <a:fillRect/>
                     </a:stretch>
@@ -2685,6 +2846,7 @@
       <w:r>
         <w:rPr>
           <w:bCs/>
+          <w:noProof/>
         </w:rPr>
         <w:lastRenderedPageBreak/>
         <w:drawing>
@@ -2703,7 +2865,7 @@
                     <pic:cNvPicPr/>
                   </pic:nvPicPr>
                   <pic:blipFill>
-                    <a:blip r:embed="rId65"/>
+                    <a:blip r:embed="rId66"/>
                     <a:stretch>
                       <a:fillRect/>
                     </a:stretch>
@@ -2733,6 +2895,7 @@
       <w:r>
         <w:rPr>
           <w:bCs/>
+          <w:noProof/>
         </w:rPr>
         <w:drawing>
           <wp:inline distT="0" distB="0" distL="0" distR="0" wp14:anchorId="4661E736" wp14:editId="3282F4A7">
@@ -2750,7 +2913,7 @@
                     <pic:cNvPicPr/>
                   </pic:nvPicPr>
                   <pic:blipFill>
-                    <a:blip r:embed="rId66"/>
+                    <a:blip r:embed="rId67"/>
                     <a:stretch>
                       <a:fillRect/>
                     </a:stretch>
@@ -2780,6 +2943,7 @@
       <w:r>
         <w:rPr>
           <w:bCs/>
+          <w:noProof/>
         </w:rPr>
         <w:lastRenderedPageBreak/>
         <w:drawing>
@@ -2798,7 +2962,7 @@
                     <pic:cNvPicPr/>
                   </pic:nvPicPr>
                   <pic:blipFill>
-                    <a:blip r:embed="rId67"/>
+                    <a:blip r:embed="rId68"/>
                     <a:stretch>
                       <a:fillRect/>
                     </a:stretch>
@@ -2828,6 +2992,7 @@
       <w:r>
         <w:rPr>
           <w:bCs/>
+          <w:noProof/>
         </w:rPr>
         <w:drawing>
           <wp:inline distT="0" distB="0" distL="0" distR="0" wp14:anchorId="2DB005FF" wp14:editId="7DD2F15E">
@@ -2845,7 +3010,7 @@
                     <pic:cNvPicPr/>
                   </pic:nvPicPr>
                   <pic:blipFill>
-                    <a:blip r:embed="rId68"/>
+                    <a:blip r:embed="rId69"/>
                     <a:stretch>
                       <a:fillRect/>
                     </a:stretch>
@@ -2875,6 +3040,7 @@
       <w:r>
         <w:rPr>
           <w:bCs/>
+          <w:noProof/>
         </w:rPr>
         <w:lastRenderedPageBreak/>
         <w:drawing>
@@ -2893,7 +3059,7 @@
                     <pic:cNvPicPr/>
                   </pic:nvPicPr>
                   <pic:blipFill>
-                    <a:blip r:embed="rId69"/>
+                    <a:blip r:embed="rId70"/>
                     <a:stretch>
                       <a:fillRect/>
                     </a:stretch>
@@ -2923,6 +3089,7 @@
       <w:r>
         <w:rPr>
           <w:bCs/>
+          <w:noProof/>
         </w:rPr>
         <w:drawing>
           <wp:inline distT="0" distB="0" distL="0" distR="0" wp14:anchorId="1ADE6858" wp14:editId="3803DC75">
@@ -2940,7 +3107,7 @@
                     <pic:cNvPicPr/>
                   </pic:nvPicPr>
                   <pic:blipFill>
-                    <a:blip r:embed="rId70"/>
+                    <a:blip r:embed="rId71"/>
                     <a:stretch>
                       <a:fillRect/>
                     </a:stretch>
@@ -2970,6 +3137,7 @@
       <w:r>
         <w:rPr>
           <w:bCs/>
+          <w:noProof/>
         </w:rPr>
         <w:lastRenderedPageBreak/>
         <w:drawing>
@@ -2988,7 +3156,7 @@
                     <pic:cNvPicPr/>
                   </pic:nvPicPr>
                   <pic:blipFill>
-                    <a:blip r:embed="rId71"/>
+                    <a:blip r:embed="rId72"/>
                     <a:stretch>
                       <a:fillRect/>
                     </a:stretch>
@@ -3018,6 +3186,7 @@
       <w:r>
         <w:rPr>
           <w:bCs/>
+          <w:noProof/>
         </w:rPr>
         <w:drawing>
           <wp:inline distT="0" distB="0" distL="0" distR="0" wp14:anchorId="15BC4681" wp14:editId="19CB0966">
@@ -3035,7 +3204,7 @@
                     <pic:cNvPicPr/>
                   </pic:nvPicPr>
                   <pic:blipFill>
-                    <a:blip r:embed="rId72"/>
+                    <a:blip r:embed="rId73"/>
                     <a:stretch>
                       <a:fillRect/>
                     </a:stretch>
@@ -3065,6 +3234,7 @@
       <w:r>
         <w:rPr>
           <w:bCs/>
+          <w:noProof/>
         </w:rPr>
         <w:lastRenderedPageBreak/>
         <w:drawing>
@@ -3083,7 +3253,7 @@
                     <pic:cNvPicPr/>
                   </pic:nvPicPr>
                   <pic:blipFill>
-                    <a:blip r:embed="rId73"/>
+                    <a:blip r:embed="rId74"/>
                     <a:stretch>
                       <a:fillRect/>
                     </a:stretch>
@@ -3113,6 +3283,7 @@
       <w:r>
         <w:rPr>
           <w:bCs/>
+          <w:noProof/>
         </w:rPr>
         <w:drawing>
           <wp:inline distT="0" distB="0" distL="0" distR="0" wp14:anchorId="32A33EEE" wp14:editId="5B9C83B6">
@@ -3130,7 +3301,7 @@
                     <pic:cNvPicPr/>
                   </pic:nvPicPr>
                   <pic:blipFill>
-                    <a:blip r:embed="rId74"/>
+                    <a:blip r:embed="rId75"/>
                     <a:stretch>
                       <a:fillRect/>
                     </a:stretch>
@@ -3160,6 +3331,7 @@
       <w:r>
         <w:rPr>
           <w:bCs/>
+          <w:noProof/>
         </w:rPr>
         <w:drawing>
           <wp:inline distT="0" distB="0" distL="0" distR="0" wp14:anchorId="58478E41" wp14:editId="767B5C15">
@@ -3177,7 +3349,7 @@
                     <pic:cNvPicPr/>
                   </pic:nvPicPr>
                   <pic:blipFill>
-                    <a:blip r:embed="rId75"/>
+                    <a:blip r:embed="rId76"/>
                     <a:stretch>
                       <a:fillRect/>
                     </a:stretch>
@@ -3207,6 +3379,7 @@
       <w:r>
         <w:rPr>
           <w:bCs/>
+          <w:noProof/>
         </w:rPr>
         <w:lastRenderedPageBreak/>
         <w:drawing>
@@ -3225,7 +3398,7 @@
                     <pic:cNvPicPr/>
                   </pic:nvPicPr>
                   <pic:blipFill>
-                    <a:blip r:embed="rId76"/>
+                    <a:blip r:embed="rId77"/>
                     <a:stretch>
                       <a:fillRect/>
                     </a:stretch>
@@ -3255,6 +3428,7 @@
       <w:r>
         <w:rPr>
           <w:bCs/>
+          <w:noProof/>
         </w:rPr>
         <w:drawing>
           <wp:inline distT="0" distB="0" distL="0" distR="0" wp14:anchorId="267E46B1" wp14:editId="05C18F7D">
@@ -3272,7 +3446,7 @@
                     <pic:cNvPicPr/>
                   </pic:nvPicPr>
                   <pic:blipFill>
-                    <a:blip r:embed="rId77"/>
+                    <a:blip r:embed="rId78"/>
                     <a:stretch>
                       <a:fillRect/>
                     </a:stretch>
@@ -3302,6 +3476,7 @@
       <w:r>
         <w:rPr>
           <w:bCs/>
+          <w:noProof/>
         </w:rPr>
         <w:drawing>
           <wp:inline distT="0" distB="0" distL="0" distR="0" wp14:anchorId="2DCA1877" wp14:editId="0CBC7C51">
@@ -3319,7 +3494,7 @@
                     <pic:cNvPicPr/>
                   </pic:nvPicPr>
                   <pic:blipFill>
-                    <a:blip r:embed="rId78"/>
+                    <a:blip r:embed="rId79"/>
                     <a:stretch>
                       <a:fillRect/>
                     </a:stretch>
@@ -3349,6 +3524,7 @@
       <w:r>
         <w:rPr>
           <w:bCs/>
+          <w:noProof/>
         </w:rPr>
         <w:lastRenderedPageBreak/>
         <w:drawing>
@@ -3367,7 +3543,7 @@
                     <pic:cNvPicPr/>
                   </pic:nvPicPr>
                   <pic:blipFill>
-                    <a:blip r:embed="rId79"/>
+                    <a:blip r:embed="rId80"/>
                     <a:stretch>
                       <a:fillRect/>
                     </a:stretch>
@@ -3397,6 +3573,7 @@
       <w:r>
         <w:rPr>
           <w:bCs/>
+          <w:noProof/>
         </w:rPr>
         <w:drawing>
           <wp:inline distT="0" distB="0" distL="0" distR="0" wp14:anchorId="3530707A" wp14:editId="0128122A">
@@ -3414,7 +3591,7 @@
                     <pic:cNvPicPr/>
                   </pic:nvPicPr>
                   <pic:blipFill>
-                    <a:blip r:embed="rId80"/>
+                    <a:blip r:embed="rId81"/>
                     <a:stretch>
                       <a:fillRect/>
                     </a:stretch>
@@ -3444,6 +3621,7 @@
       <w:r>
         <w:rPr>
           <w:bCs/>
+          <w:noProof/>
         </w:rPr>
         <w:lastRenderedPageBreak/>
         <w:drawing>
@@ -3462,7 +3640,7 @@
                     <pic:cNvPicPr/>
                   </pic:nvPicPr>
                   <pic:blipFill>
-                    <a:blip r:embed="rId81"/>
+                    <a:blip r:embed="rId82"/>
                     <a:stretch>
                       <a:fillRect/>
                     </a:stretch>
@@ -3510,11 +3688,50 @@
     </w:p>
     <w:p>
       <w:r>
-        <w:t>//Network</w:t>
-      </w:r>
-    </w:p>
-    <w:p>
-      <w:r>
+        <w:drawing>
+          <wp:inline distT="0" distB="0" distL="0" distR="0" wp14:anchorId="297293CB" wp14:editId="53DE9A89">
+            <wp:extent cx="5943600" cy="2929255"/>
+            <wp:effectExtent l="0" t="0" r="0" b="4445"/>
+            <wp:docPr id="638935730" name="Picture 1"/>
+            <wp:cNvGraphicFramePr>
+              <a:graphicFrameLocks xmlns:a="http://schemas.openxmlformats.org/drawingml/2006/main" noChangeAspect="1"/>
+            </wp:cNvGraphicFramePr>
+            <a:graphic xmlns:a="http://schemas.openxmlformats.org/drawingml/2006/main">
+              <a:graphicData uri="http://schemas.openxmlformats.org/drawingml/2006/picture">
+                <pic:pic xmlns:pic="http://schemas.openxmlformats.org/drawingml/2006/picture">
+                  <pic:nvPicPr>
+                    <pic:cNvPr id="638935730" name=""/>
+                    <pic:cNvPicPr/>
+                  </pic:nvPicPr>
+                  <pic:blipFill>
+                    <a:blip r:embed="rId83"/>
+                    <a:stretch>
+                      <a:fillRect/>
+                    </a:stretch>
+                  </pic:blipFill>
+                  <pic:spPr>
+                    <a:xfrm>
+                      <a:off x="0" y="0"/>
+                      <a:ext cx="5943600" cy="2929255"/>
+                    </a:xfrm>
+                    <a:prstGeom prst="rect">
+                      <a:avLst/>
+                    </a:prstGeom>
+                  </pic:spPr>
+                </pic:pic>
+              </a:graphicData>
+            </a:graphic>
+          </wp:inline>
+        </w:drawing>
+      </w:r>
+    </w:p>
+    <w:p/>
+    <w:p>
+      <w:r>
+        <w:rPr>
+          <w:noProof/>
+        </w:rPr>
+        <w:lastRenderedPageBreak/>
         <w:drawing>
           <wp:inline distT="0" distB="0" distL="0" distR="0" wp14:anchorId="77157F33" wp14:editId="69900583">
             <wp:extent cx="5943600" cy="2281555"/>
@@ -3531,7 +3748,7 @@
                     <pic:cNvPicPr/>
                   </pic:nvPicPr>
                   <pic:blipFill>
-                    <a:blip r:embed="rId82"/>
+                    <a:blip r:embed="rId84"/>
                     <a:stretch>
                       <a:fillRect/>
                     </a:stretch>
@@ -3554,7 +3771,9 @@
     </w:p>
     <w:p>
       <w:r>
-        <w:lastRenderedPageBreak/>
+        <w:rPr>
+          <w:noProof/>
+        </w:rPr>
         <w:drawing>
           <wp:inline distT="0" distB="0" distL="0" distR="0" wp14:anchorId="38805596" wp14:editId="051E61EF">
             <wp:extent cx="5943600" cy="2180590"/>
@@ -3571,7 +3790,7 @@
                     <pic:cNvPicPr/>
                   </pic:nvPicPr>
                   <pic:blipFill>
-                    <a:blip r:embed="rId83"/>
+                    <a:blip r:embed="rId85"/>
                     <a:stretch>
                       <a:fillRect/>
                     </a:stretch>
@@ -3594,6 +3813,9 @@
     </w:p>
     <w:p>
       <w:r>
+        <w:rPr>
+          <w:noProof/>
+        </w:rPr>
         <w:drawing>
           <wp:inline distT="0" distB="0" distL="0" distR="0" wp14:anchorId="534169C7" wp14:editId="2608F3C6">
             <wp:extent cx="5943600" cy="2390775"/>
@@ -3610,7 +3832,7 @@
                     <pic:cNvPicPr/>
                   </pic:nvPicPr>
                   <pic:blipFill>
-                    <a:blip r:embed="rId84"/>
+                    <a:blip r:embed="rId86"/>
                     <a:stretch>
                       <a:fillRect/>
                     </a:stretch>
@@ -3633,6 +3855,10 @@
     </w:p>
     <w:p>
       <w:r>
+        <w:rPr>
+          <w:noProof/>
+        </w:rPr>
+        <w:lastRenderedPageBreak/>
         <w:drawing>
           <wp:inline distT="0" distB="0" distL="0" distR="0" wp14:anchorId="20DB5C39" wp14:editId="43847E45">
             <wp:extent cx="5943600" cy="2386330"/>
@@ -3649,7 +3875,7 @@
                     <pic:cNvPicPr/>
                   </pic:nvPicPr>
                   <pic:blipFill>
-                    <a:blip r:embed="rId85"/>
+                    <a:blip r:embed="rId87"/>
                     <a:stretch>
                       <a:fillRect/>
                     </a:stretch>
@@ -3672,7 +3898,9 @@
     </w:p>
     <w:p>
       <w:r>
-        <w:lastRenderedPageBreak/>
+        <w:rPr>
+          <w:noProof/>
+        </w:rPr>
         <w:drawing>
           <wp:inline distT="0" distB="0" distL="0" distR="0" wp14:anchorId="1B613B5E" wp14:editId="4F34960C">
             <wp:extent cx="5943600" cy="2232025"/>
@@ -3689,7 +3917,7 @@
                     <pic:cNvPicPr/>
                   </pic:nvPicPr>
                   <pic:blipFill>
-                    <a:blip r:embed="rId86"/>
+                    <a:blip r:embed="rId88"/>
                     <a:stretch>
                       <a:fillRect/>
                     </a:stretch>
@@ -3712,6 +3940,9 @@
     </w:p>
     <w:p>
       <w:r>
+        <w:rPr>
+          <w:noProof/>
+        </w:rPr>
         <w:drawing>
           <wp:inline distT="0" distB="0" distL="0" distR="0" wp14:anchorId="2FBA590F" wp14:editId="77EFE4D8">
             <wp:extent cx="5943600" cy="2147570"/>
@@ -3728,7 +3959,7 @@
                     <pic:cNvPicPr/>
                   </pic:nvPicPr>
                   <pic:blipFill>
-                    <a:blip r:embed="rId87"/>
+                    <a:blip r:embed="rId89"/>
                     <a:stretch>
                       <a:fillRect/>
                     </a:stretch>
@@ -3751,6 +3982,10 @@
     </w:p>
     <w:p>
       <w:r>
+        <w:rPr>
+          <w:noProof/>
+        </w:rPr>
+        <w:lastRenderedPageBreak/>
         <w:drawing>
           <wp:inline distT="0" distB="0" distL="0" distR="0" wp14:anchorId="62BFB685" wp14:editId="11A0E490">
             <wp:extent cx="5943600" cy="2060575"/>
@@ -3767,7 +4002,7 @@
                     <pic:cNvPicPr/>
                   </pic:nvPicPr>
                   <pic:blipFill>
-                    <a:blip r:embed="rId88"/>
+                    <a:blip r:embed="rId90"/>
                     <a:stretch>
                       <a:fillRect/>
                     </a:stretch>
@@ -3790,7 +4025,9 @@
     </w:p>
     <w:p>
       <w:r>
-        <w:lastRenderedPageBreak/>
+        <w:rPr>
+          <w:noProof/>
+        </w:rPr>
         <w:drawing>
           <wp:inline distT="0" distB="0" distL="0" distR="0" wp14:anchorId="5D4A9A4D" wp14:editId="28135C09">
             <wp:extent cx="5943600" cy="1919605"/>
@@ -3807,7 +4044,7 @@
                     <pic:cNvPicPr/>
                   </pic:nvPicPr>
                   <pic:blipFill>
-                    <a:blip r:embed="rId89"/>
+                    <a:blip r:embed="rId91"/>
                     <a:stretch>
                       <a:fillRect/>
                     </a:stretch>
@@ -3830,6 +4067,9 @@
     </w:p>
     <w:p>
       <w:r>
+        <w:rPr>
+          <w:noProof/>
+        </w:rPr>
         <w:drawing>
           <wp:inline distT="0" distB="0" distL="0" distR="0" wp14:anchorId="6906BDEA" wp14:editId="25813068">
             <wp:extent cx="5943600" cy="2074545"/>
@@ -3846,7 +4086,7 @@
                     <pic:cNvPicPr/>
                   </pic:nvPicPr>
                   <pic:blipFill>
-                    <a:blip r:embed="rId90"/>
+                    <a:blip r:embed="rId92"/>
                     <a:stretch>
                       <a:fillRect/>
                     </a:stretch>
@@ -3869,6 +4109,10 @@
     </w:p>
     <w:p>
       <w:r>
+        <w:rPr>
+          <w:noProof/>
+        </w:rPr>
+        <w:lastRenderedPageBreak/>
         <w:drawing>
           <wp:inline distT="0" distB="0" distL="0" distR="0" wp14:anchorId="62D9FECC" wp14:editId="7B155CD0">
             <wp:extent cx="5943600" cy="1870075"/>
@@ -3885,7 +4129,7 @@
                     <pic:cNvPicPr/>
                   </pic:nvPicPr>
                   <pic:blipFill>
-                    <a:blip r:embed="rId91"/>
+                    <a:blip r:embed="rId93"/>
                     <a:stretch>
                       <a:fillRect/>
                     </a:stretch>
@@ -3908,7 +4152,9 @@
     </w:p>
     <w:p>
       <w:r>
-        <w:lastRenderedPageBreak/>
+        <w:rPr>
+          <w:noProof/>
+        </w:rPr>
         <w:drawing>
           <wp:inline distT="0" distB="0" distL="0" distR="0" wp14:anchorId="51B7C91A" wp14:editId="1AD9331A">
             <wp:extent cx="5943600" cy="2139950"/>
@@ -3925,7 +4171,7 @@
                     <pic:cNvPicPr/>
                   </pic:nvPicPr>
                   <pic:blipFill>
-                    <a:blip r:embed="rId92"/>
+                    <a:blip r:embed="rId94"/>
                     <a:stretch>
                       <a:fillRect/>
                     </a:stretch>
@@ -3972,7 +4218,7 @@
                     <pic:cNvPicPr/>
                   </pic:nvPicPr>
                   <pic:blipFill>
-                    <a:blip r:embed="rId93"/>
+                    <a:blip r:embed="rId95"/>
                     <a:stretch>
                       <a:fillRect/>
                     </a:stretch>
@@ -3995,6 +4241,10 @@
     </w:p>
     <w:p>
       <w:r>
+        <w:rPr>
+          <w:noProof/>
+        </w:rPr>
+        <w:lastRenderedPageBreak/>
         <w:drawing>
           <wp:inline distT="0" distB="0" distL="0" distR="0" wp14:anchorId="58EF17D8" wp14:editId="695AF97B">
             <wp:extent cx="5943600" cy="3330575"/>
@@ -4011,7 +4261,7 @@
                     <pic:cNvPicPr/>
                   </pic:nvPicPr>
                   <pic:blipFill>
-                    <a:blip r:embed="rId94"/>
+                    <a:blip r:embed="rId96"/>
                     <a:stretch>
                       <a:fillRect/>
                     </a:stretch>
@@ -4034,7 +4284,9 @@
     </w:p>
     <w:p>
       <w:r>
-        <w:lastRenderedPageBreak/>
+        <w:rPr>
+          <w:noProof/>
+        </w:rPr>
         <w:drawing>
           <wp:inline distT="0" distB="0" distL="0" distR="0" wp14:anchorId="6690E945" wp14:editId="09CBC886">
             <wp:extent cx="5943600" cy="2454910"/>
@@ -4051,7 +4303,7 @@
                     <pic:cNvPicPr/>
                   </pic:nvPicPr>
                   <pic:blipFill>
-                    <a:blip r:embed="rId95"/>
+                    <a:blip r:embed="rId97"/>
                     <a:stretch>
                       <a:fillRect/>
                     </a:stretch>
@@ -4074,6 +4326,10 @@
     </w:p>
     <w:p>
       <w:r>
+        <w:rPr>
+          <w:noProof/>
+        </w:rPr>
+        <w:lastRenderedPageBreak/>
         <w:drawing>
           <wp:inline distT="0" distB="0" distL="0" distR="0" wp14:anchorId="7BBE3B1D" wp14:editId="7251DE8A">
             <wp:extent cx="5943600" cy="3192145"/>
@@ -4090,7 +4346,7 @@
                     <pic:cNvPicPr/>
                   </pic:nvPicPr>
                   <pic:blipFill>
-                    <a:blip r:embed="rId96"/>
+                    <a:blip r:embed="rId98"/>
                     <a:stretch>
                       <a:fillRect/>
                     </a:stretch>
@@ -4113,7 +4369,9 @@
     </w:p>
     <w:p>
       <w:r>
-        <w:lastRenderedPageBreak/>
+        <w:rPr>
+          <w:noProof/>
+        </w:rPr>
         <w:drawing>
           <wp:inline distT="0" distB="0" distL="0" distR="0" wp14:anchorId="12E6EFA2" wp14:editId="62ED682F">
             <wp:extent cx="5943600" cy="3192780"/>
@@ -4130,7 +4388,7 @@
                     <pic:cNvPicPr/>
                   </pic:nvPicPr>
                   <pic:blipFill>
-                    <a:blip r:embed="rId97"/>
+                    <a:blip r:embed="rId99"/>
                     <a:stretch>
                       <a:fillRect/>
                     </a:stretch>
@@ -4153,6 +4411,10 @@
     </w:p>
     <w:p>
       <w:r>
+        <w:rPr>
+          <w:noProof/>
+        </w:rPr>
+        <w:lastRenderedPageBreak/>
         <w:drawing>
           <wp:inline distT="0" distB="0" distL="0" distR="0" wp14:anchorId="1F34B66F" wp14:editId="23842E2B">
             <wp:extent cx="5943600" cy="3159125"/>
@@ -4169,7 +4431,7 @@
                     <pic:cNvPicPr/>
                   </pic:nvPicPr>
                   <pic:blipFill>
-                    <a:blip r:embed="rId98"/>
+                    <a:blip r:embed="rId100"/>
                     <a:stretch>
                       <a:fillRect/>
                     </a:stretch>
@@ -4192,7 +4454,9 @@
     </w:p>
     <w:p>
       <w:r>
-        <w:lastRenderedPageBreak/>
+        <w:rPr>
+          <w:noProof/>
+        </w:rPr>
         <w:drawing>
           <wp:inline distT="0" distB="0" distL="0" distR="0" wp14:anchorId="5E812EB6" wp14:editId="2951E959">
             <wp:extent cx="5943600" cy="2650490"/>
@@ -4209,7 +4473,7 @@
                     <pic:cNvPicPr/>
                   </pic:nvPicPr>
                   <pic:blipFill>
-                    <a:blip r:embed="rId99"/>
+                    <a:blip r:embed="rId101"/>
                     <a:stretch>
                       <a:fillRect/>
                     </a:stretch>
@@ -4232,6 +4496,9 @@
     </w:p>
     <w:p>
       <w:r>
+        <w:rPr>
+          <w:noProof/>
+        </w:rPr>
         <w:drawing>
           <wp:inline distT="0" distB="0" distL="0" distR="0" wp14:anchorId="7E83FBB1" wp14:editId="7312DB26">
             <wp:extent cx="5943600" cy="1730375"/>
@@ -4248,7 +4515,7 @@
                     <pic:cNvPicPr/>
                   </pic:nvPicPr>
                   <pic:blipFill>
-                    <a:blip r:embed="rId100"/>
+                    <a:blip r:embed="rId102"/>
                     <a:stretch>
                       <a:fillRect/>
                     </a:stretch>
@@ -4284,6 +4551,7 @@
           <w:bCs/>
           <w:u w:val="single"/>
         </w:rPr>
+        <w:lastRenderedPageBreak/>
         <w:t>Task no. 0</w:t>
       </w:r>
       <w:r>
@@ -4324,7 +4592,17 @@
         </w:numPr>
       </w:pPr>
       <w:r>
-        <w:t>http &amp;&amp; ip.addr == 64.233.169.104</w:t>
+        <w:t xml:space="preserve">http &amp;&amp; </w:t>
+      </w:r>
+      <w:proofErr w:type="spellStart"/>
+      <w:proofErr w:type="gramStart"/>
+      <w:r>
+        <w:t>ip.addr</w:t>
+      </w:r>
+      <w:proofErr w:type="spellEnd"/>
+      <w:proofErr w:type="gramEnd"/>
+      <w:r>
+        <w:t xml:space="preserve"> == 64.233.169.104</w:t>
       </w:r>
     </w:p>
     <w:p>
@@ -4332,6 +4610,9 @@
         <w:pStyle w:val="ListParagraph"/>
       </w:pPr>
       <w:r>
+        <w:rPr>
+          <w:noProof/>
+        </w:rPr>
         <w:drawing>
           <wp:inline distT="0" distB="0" distL="0" distR="0" wp14:anchorId="7C8BCD4F" wp14:editId="5EABEF46">
             <wp:extent cx="5943600" cy="1700530"/>
@@ -4348,7 +4629,7 @@
                     <pic:cNvPicPr/>
                   </pic:nvPicPr>
                   <pic:blipFill>
-                    <a:blip r:embed="rId101"/>
+                    <a:blip r:embed="rId103"/>
                     <a:stretch>
                       <a:fillRect/>
                     </a:stretch>
@@ -4391,7 +4672,6 @@
         <w:pStyle w:val="ListParagraph"/>
       </w:pPr>
       <w:r>
-        <w:lastRenderedPageBreak/>
         <w:t>Destination port: 80</w:t>
       </w:r>
     </w:p>
@@ -4400,6 +4680,9 @@
         <w:pStyle w:val="ListParagraph"/>
       </w:pPr>
       <w:r>
+        <w:rPr>
+          <w:noProof/>
+        </w:rPr>
         <w:drawing>
           <wp:inline distT="0" distB="0" distL="0" distR="0" wp14:anchorId="732DE74B" wp14:editId="0A63BC2F">
             <wp:extent cx="5943600" cy="1915795"/>
@@ -4416,7 +4699,7 @@
                     <pic:cNvPicPr/>
                   </pic:nvPicPr>
                   <pic:blipFill>
-                    <a:blip r:embed="rId102"/>
+                    <a:blip r:embed="rId104"/>
                     <a:stretch>
                       <a:fillRect/>
                     </a:stretch>
@@ -4451,10 +4734,7 @@
         </w:numPr>
       </w:pPr>
       <w:r>
-        <w:t xml:space="preserve">Source port: </w:t>
-      </w:r>
-      <w:r>
-        <w:t>80</w:t>
+        <w:t>Source port: 80</w:t>
       </w:r>
     </w:p>
     <w:p>
@@ -4462,10 +4742,7 @@
         <w:pStyle w:val="ListParagraph"/>
       </w:pPr>
       <w:r>
-        <w:t xml:space="preserve">Destination port: </w:t>
-      </w:r>
-      <w:r>
-        <w:t>4335</w:t>
+        <w:t>Destination port: 4335</w:t>
       </w:r>
     </w:p>
     <w:p>
@@ -4473,6 +4750,9 @@
         <w:pStyle w:val="ListParagraph"/>
       </w:pPr>
       <w:r>
+        <w:rPr>
+          <w:noProof/>
+        </w:rPr>
         <w:drawing>
           <wp:inline distT="0" distB="0" distL="0" distR="0" wp14:anchorId="43E115C3" wp14:editId="3B415F3B">
             <wp:extent cx="5943600" cy="2180590"/>
@@ -4489,7 +4769,7 @@
                     <pic:cNvPicPr/>
                   </pic:nvPicPr>
                   <pic:blipFill>
-                    <a:blip r:embed="rId103"/>
+                    <a:blip r:embed="rId105"/>
                     <a:stretch>
                       <a:fillRect/>
                     </a:stretch>
@@ -4529,6 +4809,9 @@
         <w:pStyle w:val="ListParagraph"/>
       </w:pPr>
       <w:r>
+        <w:rPr>
+          <w:noProof/>
+        </w:rPr>
         <w:drawing>
           <wp:inline distT="0" distB="0" distL="0" distR="0" wp14:anchorId="60A9B557" wp14:editId="10030D4B">
             <wp:extent cx="5943600" cy="332105"/>
@@ -4545,7 +4828,7 @@
                     <pic:cNvPicPr/>
                   </pic:nvPicPr>
                   <pic:blipFill>
-                    <a:blip r:embed="rId104"/>
+                    <a:blip r:embed="rId106"/>
                     <a:stretch>
                       <a:fillRect/>
                     </a:stretch>
@@ -4567,8 +4850,8 @@
       </w:r>
     </w:p>
     <w:sectPr>
-      <w:headerReference w:type="default" r:id="rId105"/>
-      <w:footerReference w:type="default" r:id="rId106"/>
+      <w:headerReference w:type="default" r:id="rId107"/>
+      <w:footerReference w:type="default" r:id="rId108"/>
       <w:pgSz w:w="12240" w:h="15840"/>
       <w:pgMar w:top="1440" w:right="1440" w:bottom="1440" w:left="1440" w:header="720" w:footer="720" w:gutter="0"/>
       <w:cols w:space="720"/>

--- a/6th Semester/Computer Networks Lab/Lab Manuals/Lab 08/22K-5161 [CN Lab 08].docx
+++ b/6th Semester/Computer Networks Lab/Lab Manuals/Lab 08/22K-5161 [CN Lab 08].docx
@@ -2055,6 +2055,9 @@
     </w:p>
     <w:p>
       <w:r>
+        <w:rPr>
+          <w:noProof/>
+        </w:rPr>
         <w:drawing>
           <wp:inline distT="0" distB="0" distL="0" distR="0" wp14:anchorId="31DA56F0" wp14:editId="7816D928">
             <wp:extent cx="5943600" cy="1950720"/>
@@ -2943,22 +2946,21 @@
       <w:r>
         <w:rPr>
           <w:bCs/>
-          <w:noProof/>
         </w:rPr>
         <w:lastRenderedPageBreak/>
         <w:drawing>
-          <wp:inline distT="0" distB="0" distL="0" distR="0" wp14:anchorId="6E6546CC" wp14:editId="070FB75F">
-            <wp:extent cx="5943600" cy="4665980"/>
-            <wp:effectExtent l="0" t="0" r="0" b="1270"/>
-            <wp:docPr id="1166087172" name="Picture 1"/>
-            <wp:cNvGraphicFramePr>
-              <a:graphicFrameLocks xmlns:a="http://schemas.openxmlformats.org/drawingml/2006/main" noChangeAspect="1"/>
-            </wp:cNvGraphicFramePr>
-            <a:graphic xmlns:a="http://schemas.openxmlformats.org/drawingml/2006/main">
-              <a:graphicData uri="http://schemas.openxmlformats.org/drawingml/2006/picture">
-                <pic:pic xmlns:pic="http://schemas.openxmlformats.org/drawingml/2006/picture">
-                  <pic:nvPicPr>
-                    <pic:cNvPr id="1166087172" name=""/>
+          <wp:inline distT="0" distB="0" distL="0" distR="0" wp14:anchorId="7600A949" wp14:editId="4FCC77AF">
+            <wp:extent cx="5943600" cy="4794885"/>
+            <wp:effectExtent l="0" t="0" r="0" b="5715"/>
+            <wp:docPr id="1364570520" name="Picture 1" descr="A screenshot of a computer&#10;&#10;AI-generated content may be incorrect."/>
+            <wp:cNvGraphicFramePr>
+              <a:graphicFrameLocks xmlns:a="http://schemas.openxmlformats.org/drawingml/2006/main" noChangeAspect="1"/>
+            </wp:cNvGraphicFramePr>
+            <a:graphic xmlns:a="http://schemas.openxmlformats.org/drawingml/2006/main">
+              <a:graphicData uri="http://schemas.openxmlformats.org/drawingml/2006/picture">
+                <pic:pic xmlns:pic="http://schemas.openxmlformats.org/drawingml/2006/picture">
+                  <pic:nvPicPr>
+                    <pic:cNvPr id="1364570520" name="Picture 1" descr="A screenshot of a computer&#10;&#10;AI-generated content may be incorrect."/>
                     <pic:cNvPicPr/>
                   </pic:nvPicPr>
                   <pic:blipFill>
@@ -2970,43 +2972,42 @@
                   <pic:spPr>
                     <a:xfrm>
                       <a:off x="0" y="0"/>
-                      <a:ext cx="5943600" cy="4665980"/>
-                    </a:xfrm>
-                    <a:prstGeom prst="rect">
-                      <a:avLst/>
-                    </a:prstGeom>
-                  </pic:spPr>
-                </pic:pic>
-              </a:graphicData>
-            </a:graphic>
-          </wp:inline>
-        </w:drawing>
-      </w:r>
-    </w:p>
-    <w:p>
-      <w:pPr>
-        <w:rPr>
-          <w:bCs/>
-        </w:rPr>
-      </w:pPr>
-      <w:r>
-        <w:rPr>
-          <w:bCs/>
-          <w:noProof/>
-        </w:rPr>
-        <w:drawing>
-          <wp:inline distT="0" distB="0" distL="0" distR="0" wp14:anchorId="2DB005FF" wp14:editId="7DD2F15E">
-            <wp:extent cx="5943600" cy="2107565"/>
-            <wp:effectExtent l="0" t="0" r="0" b="6985"/>
-            <wp:docPr id="539475622" name="Picture 1" descr="A screenshot of a computer&#10;&#10;AI-generated content may be incorrect."/>
-            <wp:cNvGraphicFramePr>
-              <a:graphicFrameLocks xmlns:a="http://schemas.openxmlformats.org/drawingml/2006/main" noChangeAspect="1"/>
-            </wp:cNvGraphicFramePr>
-            <a:graphic xmlns:a="http://schemas.openxmlformats.org/drawingml/2006/main">
-              <a:graphicData uri="http://schemas.openxmlformats.org/drawingml/2006/picture">
-                <pic:pic xmlns:pic="http://schemas.openxmlformats.org/drawingml/2006/picture">
-                  <pic:nvPicPr>
-                    <pic:cNvPr id="539475622" name="Picture 1" descr="A screenshot of a computer&#10;&#10;AI-generated content may be incorrect."/>
+                      <a:ext cx="5943600" cy="4794885"/>
+                    </a:xfrm>
+                    <a:prstGeom prst="rect">
+                      <a:avLst/>
+                    </a:prstGeom>
+                  </pic:spPr>
+                </pic:pic>
+              </a:graphicData>
+            </a:graphic>
+          </wp:inline>
+        </w:drawing>
+      </w:r>
+    </w:p>
+    <w:p>
+      <w:pPr>
+        <w:rPr>
+          <w:bCs/>
+        </w:rPr>
+      </w:pPr>
+      <w:r>
+        <w:rPr>
+          <w:bCs/>
+        </w:rPr>
+        <w:drawing>
+          <wp:inline distT="0" distB="0" distL="0" distR="0" wp14:anchorId="027EE5AE" wp14:editId="77C349C6">
+            <wp:extent cx="5943600" cy="2068830"/>
+            <wp:effectExtent l="0" t="0" r="0" b="7620"/>
+            <wp:docPr id="240886167" name="Picture 1" descr="A screenshot of a computer&#10;&#10;AI-generated content may be incorrect."/>
+            <wp:cNvGraphicFramePr>
+              <a:graphicFrameLocks xmlns:a="http://schemas.openxmlformats.org/drawingml/2006/main" noChangeAspect="1"/>
+            </wp:cNvGraphicFramePr>
+            <a:graphic xmlns:a="http://schemas.openxmlformats.org/drawingml/2006/main">
+              <a:graphicData uri="http://schemas.openxmlformats.org/drawingml/2006/picture">
+                <pic:pic xmlns:pic="http://schemas.openxmlformats.org/drawingml/2006/picture">
+                  <pic:nvPicPr>
+                    <pic:cNvPr id="240886167" name="Picture 1" descr="A screenshot of a computer&#10;&#10;AI-generated content may be incorrect."/>
                     <pic:cNvPicPr/>
                   </pic:nvPicPr>
                   <pic:blipFill>
@@ -3018,7 +3019,7 @@
                   <pic:spPr>
                     <a:xfrm>
                       <a:off x="0" y="0"/>
-                      <a:ext cx="5943600" cy="2107565"/>
+                      <a:ext cx="5943600" cy="2068830"/>
                     </a:xfrm>
                     <a:prstGeom prst="rect">
                       <a:avLst/>
@@ -3089,21 +3090,20 @@
       <w:r>
         <w:rPr>
           <w:bCs/>
-          <w:noProof/>
-        </w:rPr>
-        <w:drawing>
-          <wp:inline distT="0" distB="0" distL="0" distR="0" wp14:anchorId="1ADE6858" wp14:editId="3803DC75">
-            <wp:extent cx="5943600" cy="2074545"/>
-            <wp:effectExtent l="0" t="0" r="0" b="1905"/>
-            <wp:docPr id="1930155639" name="Picture 1" descr="A screenshot of a computer&#10;&#10;AI-generated content may be incorrect."/>
-            <wp:cNvGraphicFramePr>
-              <a:graphicFrameLocks xmlns:a="http://schemas.openxmlformats.org/drawingml/2006/main" noChangeAspect="1"/>
-            </wp:cNvGraphicFramePr>
-            <a:graphic xmlns:a="http://schemas.openxmlformats.org/drawingml/2006/main">
-              <a:graphicData uri="http://schemas.openxmlformats.org/drawingml/2006/picture">
-                <pic:pic xmlns:pic="http://schemas.openxmlformats.org/drawingml/2006/picture">
-                  <pic:nvPicPr>
-                    <pic:cNvPr id="1930155639" name="Picture 1" descr="A screenshot of a computer&#10;&#10;AI-generated content may be incorrect."/>
+        </w:rPr>
+        <w:drawing>
+          <wp:inline distT="0" distB="0" distL="0" distR="0" wp14:anchorId="2F147AEE" wp14:editId="6BC7EE2C">
+            <wp:extent cx="5943600" cy="2125345"/>
+            <wp:effectExtent l="0" t="0" r="0" b="8255"/>
+            <wp:docPr id="1446713903" name="Picture 1" descr="A screenshot of a computer&#10;&#10;AI-generated content may be incorrect."/>
+            <wp:cNvGraphicFramePr>
+              <a:graphicFrameLocks xmlns:a="http://schemas.openxmlformats.org/drawingml/2006/main" noChangeAspect="1"/>
+            </wp:cNvGraphicFramePr>
+            <a:graphic xmlns:a="http://schemas.openxmlformats.org/drawingml/2006/main">
+              <a:graphicData uri="http://schemas.openxmlformats.org/drawingml/2006/picture">
+                <pic:pic xmlns:pic="http://schemas.openxmlformats.org/drawingml/2006/picture">
+                  <pic:nvPicPr>
+                    <pic:cNvPr id="1446713903" name="Picture 1" descr="A screenshot of a computer&#10;&#10;AI-generated content may be incorrect."/>
                     <pic:cNvPicPr/>
                   </pic:nvPicPr>
                   <pic:blipFill>
@@ -3115,7 +3115,7 @@
                   <pic:spPr>
                     <a:xfrm>
                       <a:off x="0" y="0"/>
-                      <a:ext cx="5943600" cy="2074545"/>
+                      <a:ext cx="5943600" cy="2125345"/>
                     </a:xfrm>
                     <a:prstGeom prst="rect">
                       <a:avLst/>
@@ -3186,263 +3186,257 @@
       <w:r>
         <w:rPr>
           <w:bCs/>
-          <w:noProof/>
-        </w:rPr>
-        <w:drawing>
-          <wp:inline distT="0" distB="0" distL="0" distR="0" wp14:anchorId="15BC4681" wp14:editId="19CB0966">
-            <wp:extent cx="5943600" cy="2097405"/>
+        </w:rPr>
+        <w:drawing>
+          <wp:inline distT="0" distB="0" distL="0" distR="0" wp14:anchorId="4AE4A82E" wp14:editId="0339AB13">
+            <wp:extent cx="5943600" cy="2148205"/>
+            <wp:effectExtent l="0" t="0" r="0" b="4445"/>
+            <wp:docPr id="1287375385" name="Picture 1" descr="A screenshot of a computer&#10;&#10;AI-generated content may be incorrect."/>
+            <wp:cNvGraphicFramePr>
+              <a:graphicFrameLocks xmlns:a="http://schemas.openxmlformats.org/drawingml/2006/main" noChangeAspect="1"/>
+            </wp:cNvGraphicFramePr>
+            <a:graphic xmlns:a="http://schemas.openxmlformats.org/drawingml/2006/main">
+              <a:graphicData uri="http://schemas.openxmlformats.org/drawingml/2006/picture">
+                <pic:pic xmlns:pic="http://schemas.openxmlformats.org/drawingml/2006/picture">
+                  <pic:nvPicPr>
+                    <pic:cNvPr id="1287375385" name="Picture 1" descr="A screenshot of a computer&#10;&#10;AI-generated content may be incorrect."/>
+                    <pic:cNvPicPr/>
+                  </pic:nvPicPr>
+                  <pic:blipFill>
+                    <a:blip r:embed="rId73"/>
+                    <a:stretch>
+                      <a:fillRect/>
+                    </a:stretch>
+                  </pic:blipFill>
+                  <pic:spPr>
+                    <a:xfrm>
+                      <a:off x="0" y="0"/>
+                      <a:ext cx="5943600" cy="2148205"/>
+                    </a:xfrm>
+                    <a:prstGeom prst="rect">
+                      <a:avLst/>
+                    </a:prstGeom>
+                  </pic:spPr>
+                </pic:pic>
+              </a:graphicData>
+            </a:graphic>
+          </wp:inline>
+        </w:drawing>
+      </w:r>
+    </w:p>
+    <w:p>
+      <w:pPr>
+        <w:rPr>
+          <w:bCs/>
+        </w:rPr>
+      </w:pPr>
+      <w:r>
+        <w:rPr>
+          <w:bCs/>
+        </w:rPr>
+        <w:drawing>
+          <wp:inline distT="0" distB="0" distL="0" distR="0" wp14:anchorId="3570B3C3" wp14:editId="66FD9CFB">
+            <wp:extent cx="5943600" cy="2129155"/>
+            <wp:effectExtent l="0" t="0" r="0" b="4445"/>
+            <wp:docPr id="2083121074" name="Picture 1" descr="A screenshot of a computer&#10;&#10;AI-generated content may be incorrect."/>
+            <wp:cNvGraphicFramePr>
+              <a:graphicFrameLocks xmlns:a="http://schemas.openxmlformats.org/drawingml/2006/main" noChangeAspect="1"/>
+            </wp:cNvGraphicFramePr>
+            <a:graphic xmlns:a="http://schemas.openxmlformats.org/drawingml/2006/main">
+              <a:graphicData uri="http://schemas.openxmlformats.org/drawingml/2006/picture">
+                <pic:pic xmlns:pic="http://schemas.openxmlformats.org/drawingml/2006/picture">
+                  <pic:nvPicPr>
+                    <pic:cNvPr id="2083121074" name="Picture 1" descr="A screenshot of a computer&#10;&#10;AI-generated content may be incorrect."/>
+                    <pic:cNvPicPr/>
+                  </pic:nvPicPr>
+                  <pic:blipFill>
+                    <a:blip r:embed="rId74"/>
+                    <a:stretch>
+                      <a:fillRect/>
+                    </a:stretch>
+                  </pic:blipFill>
+                  <pic:spPr>
+                    <a:xfrm>
+                      <a:off x="0" y="0"/>
+                      <a:ext cx="5943600" cy="2129155"/>
+                    </a:xfrm>
+                    <a:prstGeom prst="rect">
+                      <a:avLst/>
+                    </a:prstGeom>
+                  </pic:spPr>
+                </pic:pic>
+              </a:graphicData>
+            </a:graphic>
+          </wp:inline>
+        </w:drawing>
+      </w:r>
+    </w:p>
+    <w:p>
+      <w:pPr>
+        <w:rPr>
+          <w:bCs/>
+        </w:rPr>
+      </w:pPr>
+      <w:r>
+        <w:rPr>
+          <w:bCs/>
+        </w:rPr>
+        <w:lastRenderedPageBreak/>
+        <w:drawing>
+          <wp:inline distT="0" distB="0" distL="0" distR="0" wp14:anchorId="543809A3" wp14:editId="118437E8">
+            <wp:extent cx="5943600" cy="2145665"/>
+            <wp:effectExtent l="0" t="0" r="0" b="6985"/>
+            <wp:docPr id="266503532" name="Picture 1" descr="A screenshot of a computer&#10;&#10;AI-generated content may be incorrect."/>
+            <wp:cNvGraphicFramePr>
+              <a:graphicFrameLocks xmlns:a="http://schemas.openxmlformats.org/drawingml/2006/main" noChangeAspect="1"/>
+            </wp:cNvGraphicFramePr>
+            <a:graphic xmlns:a="http://schemas.openxmlformats.org/drawingml/2006/main">
+              <a:graphicData uri="http://schemas.openxmlformats.org/drawingml/2006/picture">
+                <pic:pic xmlns:pic="http://schemas.openxmlformats.org/drawingml/2006/picture">
+                  <pic:nvPicPr>
+                    <pic:cNvPr id="266503532" name="Picture 1" descr="A screenshot of a computer&#10;&#10;AI-generated content may be incorrect."/>
+                    <pic:cNvPicPr/>
+                  </pic:nvPicPr>
+                  <pic:blipFill>
+                    <a:blip r:embed="rId75"/>
+                    <a:stretch>
+                      <a:fillRect/>
+                    </a:stretch>
+                  </pic:blipFill>
+                  <pic:spPr>
+                    <a:xfrm>
+                      <a:off x="0" y="0"/>
+                      <a:ext cx="5943600" cy="2145665"/>
+                    </a:xfrm>
+                    <a:prstGeom prst="rect">
+                      <a:avLst/>
+                    </a:prstGeom>
+                  </pic:spPr>
+                </pic:pic>
+              </a:graphicData>
+            </a:graphic>
+          </wp:inline>
+        </w:drawing>
+      </w:r>
+    </w:p>
+    <w:p>
+      <w:pPr>
+        <w:rPr>
+          <w:bCs/>
+        </w:rPr>
+      </w:pPr>
+      <w:r>
+        <w:rPr>
+          <w:bCs/>
+        </w:rPr>
+        <w:drawing>
+          <wp:inline distT="0" distB="0" distL="0" distR="0" wp14:anchorId="10D97E44" wp14:editId="4E7D2F34">
+            <wp:extent cx="5943600" cy="2275205"/>
             <wp:effectExtent l="0" t="0" r="0" b="0"/>
-            <wp:docPr id="1610956383" name="Picture 1" descr="A screenshot of a computer&#10;&#10;AI-generated content may be incorrect."/>
-            <wp:cNvGraphicFramePr>
-              <a:graphicFrameLocks xmlns:a="http://schemas.openxmlformats.org/drawingml/2006/main" noChangeAspect="1"/>
-            </wp:cNvGraphicFramePr>
-            <a:graphic xmlns:a="http://schemas.openxmlformats.org/drawingml/2006/main">
-              <a:graphicData uri="http://schemas.openxmlformats.org/drawingml/2006/picture">
-                <pic:pic xmlns:pic="http://schemas.openxmlformats.org/drawingml/2006/picture">
-                  <pic:nvPicPr>
-                    <pic:cNvPr id="1610956383" name="Picture 1" descr="A screenshot of a computer&#10;&#10;AI-generated content may be incorrect."/>
-                    <pic:cNvPicPr/>
-                  </pic:nvPicPr>
-                  <pic:blipFill>
-                    <a:blip r:embed="rId73"/>
-                    <a:stretch>
-                      <a:fillRect/>
-                    </a:stretch>
-                  </pic:blipFill>
-                  <pic:spPr>
-                    <a:xfrm>
-                      <a:off x="0" y="0"/>
-                      <a:ext cx="5943600" cy="2097405"/>
-                    </a:xfrm>
-                    <a:prstGeom prst="rect">
-                      <a:avLst/>
-                    </a:prstGeom>
-                  </pic:spPr>
-                </pic:pic>
-              </a:graphicData>
-            </a:graphic>
-          </wp:inline>
-        </w:drawing>
-      </w:r>
-    </w:p>
-    <w:p>
-      <w:pPr>
-        <w:rPr>
-          <w:bCs/>
-        </w:rPr>
-      </w:pPr>
-      <w:r>
-        <w:rPr>
-          <w:bCs/>
-          <w:noProof/>
+            <wp:docPr id="827405540" name="Picture 1" descr="A screenshot of a computer&#10;&#10;AI-generated content may be incorrect."/>
+            <wp:cNvGraphicFramePr>
+              <a:graphicFrameLocks xmlns:a="http://schemas.openxmlformats.org/drawingml/2006/main" noChangeAspect="1"/>
+            </wp:cNvGraphicFramePr>
+            <a:graphic xmlns:a="http://schemas.openxmlformats.org/drawingml/2006/main">
+              <a:graphicData uri="http://schemas.openxmlformats.org/drawingml/2006/picture">
+                <pic:pic xmlns:pic="http://schemas.openxmlformats.org/drawingml/2006/picture">
+                  <pic:nvPicPr>
+                    <pic:cNvPr id="827405540" name="Picture 1" descr="A screenshot of a computer&#10;&#10;AI-generated content may be incorrect."/>
+                    <pic:cNvPicPr/>
+                  </pic:nvPicPr>
+                  <pic:blipFill>
+                    <a:blip r:embed="rId76"/>
+                    <a:stretch>
+                      <a:fillRect/>
+                    </a:stretch>
+                  </pic:blipFill>
+                  <pic:spPr>
+                    <a:xfrm>
+                      <a:off x="0" y="0"/>
+                      <a:ext cx="5943600" cy="2275205"/>
+                    </a:xfrm>
+                    <a:prstGeom prst="rect">
+                      <a:avLst/>
+                    </a:prstGeom>
+                  </pic:spPr>
+                </pic:pic>
+              </a:graphicData>
+            </a:graphic>
+          </wp:inline>
+        </w:drawing>
+      </w:r>
+    </w:p>
+    <w:p>
+      <w:pPr>
+        <w:rPr>
+          <w:bCs/>
+        </w:rPr>
+      </w:pPr>
+      <w:r>
+        <w:rPr>
+          <w:bCs/>
+        </w:rPr>
+        <w:drawing>
+          <wp:inline distT="0" distB="0" distL="0" distR="0" wp14:anchorId="02F37232" wp14:editId="482844D2">
+            <wp:extent cx="5943600" cy="1877695"/>
+            <wp:effectExtent l="0" t="0" r="0" b="8255"/>
+            <wp:docPr id="428278131" name="Picture 1" descr="A screenshot of a computer&#10;&#10;AI-generated content may be incorrect."/>
+            <wp:cNvGraphicFramePr>
+              <a:graphicFrameLocks xmlns:a="http://schemas.openxmlformats.org/drawingml/2006/main" noChangeAspect="1"/>
+            </wp:cNvGraphicFramePr>
+            <a:graphic xmlns:a="http://schemas.openxmlformats.org/drawingml/2006/main">
+              <a:graphicData uri="http://schemas.openxmlformats.org/drawingml/2006/picture">
+                <pic:pic xmlns:pic="http://schemas.openxmlformats.org/drawingml/2006/picture">
+                  <pic:nvPicPr>
+                    <pic:cNvPr id="428278131" name="Picture 1" descr="A screenshot of a computer&#10;&#10;AI-generated content may be incorrect."/>
+                    <pic:cNvPicPr/>
+                  </pic:nvPicPr>
+                  <pic:blipFill>
+                    <a:blip r:embed="rId77"/>
+                    <a:stretch>
+                      <a:fillRect/>
+                    </a:stretch>
+                  </pic:blipFill>
+                  <pic:spPr>
+                    <a:xfrm>
+                      <a:off x="0" y="0"/>
+                      <a:ext cx="5943600" cy="1877695"/>
+                    </a:xfrm>
+                    <a:prstGeom prst="rect">
+                      <a:avLst/>
+                    </a:prstGeom>
+                  </pic:spPr>
+                </pic:pic>
+              </a:graphicData>
+            </a:graphic>
+          </wp:inline>
+        </w:drawing>
+      </w:r>
+    </w:p>
+    <w:p>
+      <w:pPr>
+        <w:rPr>
+          <w:bCs/>
+        </w:rPr>
+      </w:pPr>
+      <w:r>
+        <w:rPr>
+          <w:bCs/>
         </w:rPr>
         <w:lastRenderedPageBreak/>
         <w:drawing>
-          <wp:inline distT="0" distB="0" distL="0" distR="0" wp14:anchorId="016CA849" wp14:editId="121CFD33">
-            <wp:extent cx="5943600" cy="2825115"/>
-            <wp:effectExtent l="0" t="0" r="0" b="0"/>
-            <wp:docPr id="1272959619" name="Picture 1" descr="A screenshot of a computer&#10;&#10;AI-generated content may be incorrect."/>
-            <wp:cNvGraphicFramePr>
-              <a:graphicFrameLocks xmlns:a="http://schemas.openxmlformats.org/drawingml/2006/main" noChangeAspect="1"/>
-            </wp:cNvGraphicFramePr>
-            <a:graphic xmlns:a="http://schemas.openxmlformats.org/drawingml/2006/main">
-              <a:graphicData uri="http://schemas.openxmlformats.org/drawingml/2006/picture">
-                <pic:pic xmlns:pic="http://schemas.openxmlformats.org/drawingml/2006/picture">
-                  <pic:nvPicPr>
-                    <pic:cNvPr id="1272959619" name="Picture 1" descr="A screenshot of a computer&#10;&#10;AI-generated content may be incorrect."/>
-                    <pic:cNvPicPr/>
-                  </pic:nvPicPr>
-                  <pic:blipFill>
-                    <a:blip r:embed="rId74"/>
-                    <a:stretch>
-                      <a:fillRect/>
-                    </a:stretch>
-                  </pic:blipFill>
-                  <pic:spPr>
-                    <a:xfrm>
-                      <a:off x="0" y="0"/>
-                      <a:ext cx="5943600" cy="2825115"/>
-                    </a:xfrm>
-                    <a:prstGeom prst="rect">
-                      <a:avLst/>
-                    </a:prstGeom>
-                  </pic:spPr>
-                </pic:pic>
-              </a:graphicData>
-            </a:graphic>
-          </wp:inline>
-        </w:drawing>
-      </w:r>
-    </w:p>
-    <w:p>
-      <w:pPr>
-        <w:rPr>
-          <w:bCs/>
-        </w:rPr>
-      </w:pPr>
-      <w:r>
-        <w:rPr>
-          <w:bCs/>
-          <w:noProof/>
-        </w:rPr>
-        <w:drawing>
-          <wp:inline distT="0" distB="0" distL="0" distR="0" wp14:anchorId="32A33EEE" wp14:editId="5B9C83B6">
-            <wp:extent cx="5943600" cy="2132330"/>
-            <wp:effectExtent l="0" t="0" r="0" b="1270"/>
-            <wp:docPr id="1902161157" name="Picture 1" descr="A screenshot of a computer&#10;&#10;AI-generated content may be incorrect."/>
-            <wp:cNvGraphicFramePr>
-              <a:graphicFrameLocks xmlns:a="http://schemas.openxmlformats.org/drawingml/2006/main" noChangeAspect="1"/>
-            </wp:cNvGraphicFramePr>
-            <a:graphic xmlns:a="http://schemas.openxmlformats.org/drawingml/2006/main">
-              <a:graphicData uri="http://schemas.openxmlformats.org/drawingml/2006/picture">
-                <pic:pic xmlns:pic="http://schemas.openxmlformats.org/drawingml/2006/picture">
-                  <pic:nvPicPr>
-                    <pic:cNvPr id="1902161157" name="Picture 1" descr="A screenshot of a computer&#10;&#10;AI-generated content may be incorrect."/>
-                    <pic:cNvPicPr/>
-                  </pic:nvPicPr>
-                  <pic:blipFill>
-                    <a:blip r:embed="rId75"/>
-                    <a:stretch>
-                      <a:fillRect/>
-                    </a:stretch>
-                  </pic:blipFill>
-                  <pic:spPr>
-                    <a:xfrm>
-                      <a:off x="0" y="0"/>
-                      <a:ext cx="5943600" cy="2132330"/>
-                    </a:xfrm>
-                    <a:prstGeom prst="rect">
-                      <a:avLst/>
-                    </a:prstGeom>
-                  </pic:spPr>
-                </pic:pic>
-              </a:graphicData>
-            </a:graphic>
-          </wp:inline>
-        </w:drawing>
-      </w:r>
-    </w:p>
-    <w:p>
-      <w:pPr>
-        <w:rPr>
-          <w:bCs/>
-        </w:rPr>
-      </w:pPr>
-      <w:r>
-        <w:rPr>
-          <w:bCs/>
-          <w:noProof/>
-        </w:rPr>
-        <w:drawing>
-          <wp:inline distT="0" distB="0" distL="0" distR="0" wp14:anchorId="58478E41" wp14:editId="767B5C15">
-            <wp:extent cx="5943600" cy="2171700"/>
-            <wp:effectExtent l="0" t="0" r="0" b="0"/>
-            <wp:docPr id="293803569" name="Picture 1" descr="A screenshot of a computer&#10;&#10;AI-generated content may be incorrect."/>
-            <wp:cNvGraphicFramePr>
-              <a:graphicFrameLocks xmlns:a="http://schemas.openxmlformats.org/drawingml/2006/main" noChangeAspect="1"/>
-            </wp:cNvGraphicFramePr>
-            <a:graphic xmlns:a="http://schemas.openxmlformats.org/drawingml/2006/main">
-              <a:graphicData uri="http://schemas.openxmlformats.org/drawingml/2006/picture">
-                <pic:pic xmlns:pic="http://schemas.openxmlformats.org/drawingml/2006/picture">
-                  <pic:nvPicPr>
-                    <pic:cNvPr id="293803569" name="Picture 1" descr="A screenshot of a computer&#10;&#10;AI-generated content may be incorrect."/>
-                    <pic:cNvPicPr/>
-                  </pic:nvPicPr>
-                  <pic:blipFill>
-                    <a:blip r:embed="rId76"/>
-                    <a:stretch>
-                      <a:fillRect/>
-                    </a:stretch>
-                  </pic:blipFill>
-                  <pic:spPr>
-                    <a:xfrm>
-                      <a:off x="0" y="0"/>
-                      <a:ext cx="5943600" cy="2171700"/>
-                    </a:xfrm>
-                    <a:prstGeom prst="rect">
-                      <a:avLst/>
-                    </a:prstGeom>
-                  </pic:spPr>
-                </pic:pic>
-              </a:graphicData>
-            </a:graphic>
-          </wp:inline>
-        </w:drawing>
-      </w:r>
-    </w:p>
-    <w:p>
-      <w:pPr>
-        <w:rPr>
-          <w:bCs/>
-        </w:rPr>
-      </w:pPr>
-      <w:r>
-        <w:rPr>
-          <w:bCs/>
-          <w:noProof/>
-        </w:rPr>
-        <w:lastRenderedPageBreak/>
-        <w:drawing>
-          <wp:inline distT="0" distB="0" distL="0" distR="0" wp14:anchorId="623E0F36" wp14:editId="34EC7A57">
-            <wp:extent cx="5943600" cy="1937385"/>
-            <wp:effectExtent l="0" t="0" r="0" b="5715"/>
-            <wp:docPr id="1073973475" name="Picture 1" descr="A screenshot of a computer&#10;&#10;AI-generated content may be incorrect."/>
-            <wp:cNvGraphicFramePr>
-              <a:graphicFrameLocks xmlns:a="http://schemas.openxmlformats.org/drawingml/2006/main" noChangeAspect="1"/>
-            </wp:cNvGraphicFramePr>
-            <a:graphic xmlns:a="http://schemas.openxmlformats.org/drawingml/2006/main">
-              <a:graphicData uri="http://schemas.openxmlformats.org/drawingml/2006/picture">
-                <pic:pic xmlns:pic="http://schemas.openxmlformats.org/drawingml/2006/picture">
-                  <pic:nvPicPr>
-                    <pic:cNvPr id="1073973475" name="Picture 1" descr="A screenshot of a computer&#10;&#10;AI-generated content may be incorrect."/>
-                    <pic:cNvPicPr/>
-                  </pic:nvPicPr>
-                  <pic:blipFill>
-                    <a:blip r:embed="rId77"/>
-                    <a:stretch>
-                      <a:fillRect/>
-                    </a:stretch>
-                  </pic:blipFill>
-                  <pic:spPr>
-                    <a:xfrm>
-                      <a:off x="0" y="0"/>
-                      <a:ext cx="5943600" cy="1937385"/>
-                    </a:xfrm>
-                    <a:prstGeom prst="rect">
-                      <a:avLst/>
-                    </a:prstGeom>
-                  </pic:spPr>
-                </pic:pic>
-              </a:graphicData>
-            </a:graphic>
-          </wp:inline>
-        </w:drawing>
-      </w:r>
-    </w:p>
-    <w:p>
-      <w:pPr>
-        <w:rPr>
-          <w:bCs/>
-        </w:rPr>
-      </w:pPr>
-      <w:r>
-        <w:rPr>
-          <w:bCs/>
-          <w:noProof/>
-        </w:rPr>
-        <w:drawing>
-          <wp:inline distT="0" distB="0" distL="0" distR="0" wp14:anchorId="267E46B1" wp14:editId="05C18F7D">
-            <wp:extent cx="5943600" cy="2060575"/>
-            <wp:effectExtent l="0" t="0" r="0" b="0"/>
-            <wp:docPr id="2012726746" name="Picture 1" descr="A screenshot of a computer&#10;&#10;AI-generated content may be incorrect."/>
-            <wp:cNvGraphicFramePr>
-              <a:graphicFrameLocks xmlns:a="http://schemas.openxmlformats.org/drawingml/2006/main" noChangeAspect="1"/>
-            </wp:cNvGraphicFramePr>
-            <a:graphic xmlns:a="http://schemas.openxmlformats.org/drawingml/2006/main">
-              <a:graphicData uri="http://schemas.openxmlformats.org/drawingml/2006/picture">
-                <pic:pic xmlns:pic="http://schemas.openxmlformats.org/drawingml/2006/picture">
-                  <pic:nvPicPr>
-                    <pic:cNvPr id="2012726746" name="Picture 1" descr="A screenshot of a computer&#10;&#10;AI-generated content may be incorrect."/>
+          <wp:inline distT="0" distB="0" distL="0" distR="0" wp14:anchorId="30443E73" wp14:editId="39C8762E">
+            <wp:extent cx="5943600" cy="2109470"/>
+            <wp:effectExtent l="0" t="0" r="0" b="5080"/>
+            <wp:docPr id="755590203" name="Picture 1" descr="A screenshot of a computer&#10;&#10;AI-generated content may be incorrect."/>
+            <wp:cNvGraphicFramePr>
+              <a:graphicFrameLocks xmlns:a="http://schemas.openxmlformats.org/drawingml/2006/main" noChangeAspect="1"/>
+            </wp:cNvGraphicFramePr>
+            <a:graphic xmlns:a="http://schemas.openxmlformats.org/drawingml/2006/main">
+              <a:graphicData uri="http://schemas.openxmlformats.org/drawingml/2006/picture">
+                <pic:pic xmlns:pic="http://schemas.openxmlformats.org/drawingml/2006/picture">
+                  <pic:nvPicPr>
+                    <pic:cNvPr id="755590203" name="Picture 1" descr="A screenshot of a computer&#10;&#10;AI-generated content may be incorrect."/>
                     <pic:cNvPicPr/>
                   </pic:nvPicPr>
                   <pic:blipFill>
@@ -3454,7 +3448,7 @@
                   <pic:spPr>
                     <a:xfrm>
                       <a:off x="0" y="0"/>
-                      <a:ext cx="5943600" cy="2060575"/>
+                      <a:ext cx="5943600" cy="2109470"/>
                     </a:xfrm>
                     <a:prstGeom prst="rect">
                       <a:avLst/>
@@ -3573,8 +3567,56 @@
       <w:r>
         <w:rPr>
           <w:bCs/>
-          <w:noProof/>
-        </w:rPr>
+        </w:rPr>
+        <w:drawing>
+          <wp:inline distT="0" distB="0" distL="0" distR="0" wp14:anchorId="3CE6E8A1" wp14:editId="537F3702">
+            <wp:extent cx="5943600" cy="2515870"/>
+            <wp:effectExtent l="0" t="0" r="0" b="0"/>
+            <wp:docPr id="546461260" name="Picture 1" descr="A screenshot of a computer program&#10;&#10;AI-generated content may be incorrect."/>
+            <wp:cNvGraphicFramePr>
+              <a:graphicFrameLocks xmlns:a="http://schemas.openxmlformats.org/drawingml/2006/main" noChangeAspect="1"/>
+            </wp:cNvGraphicFramePr>
+            <a:graphic xmlns:a="http://schemas.openxmlformats.org/drawingml/2006/main">
+              <a:graphicData uri="http://schemas.openxmlformats.org/drawingml/2006/picture">
+                <pic:pic xmlns:pic="http://schemas.openxmlformats.org/drawingml/2006/picture">
+                  <pic:nvPicPr>
+                    <pic:cNvPr id="546461260" name="Picture 1" descr="A screenshot of a computer program&#10;&#10;AI-generated content may be incorrect."/>
+                    <pic:cNvPicPr/>
+                  </pic:nvPicPr>
+                  <pic:blipFill>
+                    <a:blip r:embed="rId81"/>
+                    <a:stretch>
+                      <a:fillRect/>
+                    </a:stretch>
+                  </pic:blipFill>
+                  <pic:spPr>
+                    <a:xfrm>
+                      <a:off x="0" y="0"/>
+                      <a:ext cx="5943600" cy="2515870"/>
+                    </a:xfrm>
+                    <a:prstGeom prst="rect">
+                      <a:avLst/>
+                    </a:prstGeom>
+                  </pic:spPr>
+                </pic:pic>
+              </a:graphicData>
+            </a:graphic>
+          </wp:inline>
+        </w:drawing>
+      </w:r>
+    </w:p>
+    <w:p>
+      <w:pPr>
+        <w:rPr>
+          <w:bCs/>
+        </w:rPr>
+      </w:pPr>
+      <w:r>
+        <w:rPr>
+          <w:bCs/>
+          <w:noProof/>
+        </w:rPr>
+        <w:lastRenderedPageBreak/>
         <w:drawing>
           <wp:inline distT="0" distB="0" distL="0" distR="0" wp14:anchorId="3530707A" wp14:editId="0128122A">
             <wp:extent cx="5943600" cy="2662555"/>
@@ -3591,7 +3633,7 @@
                     <pic:cNvPicPr/>
                   </pic:nvPicPr>
                   <pic:blipFill>
-                    <a:blip r:embed="rId81"/>
+                    <a:blip r:embed="rId82"/>
                     <a:stretch>
                       <a:fillRect/>
                     </a:stretch>
@@ -3621,73 +3663,75 @@
       <w:r>
         <w:rPr>
           <w:bCs/>
+        </w:rPr>
+        <w:drawing>
+          <wp:inline distT="0" distB="0" distL="0" distR="0" wp14:anchorId="44C3A845" wp14:editId="58B3D3FD">
+            <wp:extent cx="5943600" cy="2874010"/>
+            <wp:effectExtent l="0" t="0" r="0" b="2540"/>
+            <wp:docPr id="1515700859" name="Picture 1" descr="A screenshot of a computer&#10;&#10;AI-generated content may be incorrect."/>
+            <wp:cNvGraphicFramePr>
+              <a:graphicFrameLocks xmlns:a="http://schemas.openxmlformats.org/drawingml/2006/main" noChangeAspect="1"/>
+            </wp:cNvGraphicFramePr>
+            <a:graphic xmlns:a="http://schemas.openxmlformats.org/drawingml/2006/main">
+              <a:graphicData uri="http://schemas.openxmlformats.org/drawingml/2006/picture">
+                <pic:pic xmlns:pic="http://schemas.openxmlformats.org/drawingml/2006/picture">
+                  <pic:nvPicPr>
+                    <pic:cNvPr id="1515700859" name="Picture 1" descr="A screenshot of a computer&#10;&#10;AI-generated content may be incorrect."/>
+                    <pic:cNvPicPr/>
+                  </pic:nvPicPr>
+                  <pic:blipFill>
+                    <a:blip r:embed="rId83"/>
+                    <a:stretch>
+                      <a:fillRect/>
+                    </a:stretch>
+                  </pic:blipFill>
+                  <pic:spPr>
+                    <a:xfrm>
+                      <a:off x="0" y="0"/>
+                      <a:ext cx="5943600" cy="2874010"/>
+                    </a:xfrm>
+                    <a:prstGeom prst="rect">
+                      <a:avLst/>
+                    </a:prstGeom>
+                  </pic:spPr>
+                </pic:pic>
+              </a:graphicData>
+            </a:graphic>
+          </wp:inline>
+        </w:drawing>
+      </w:r>
+    </w:p>
+    <w:p>
+      <w:pPr>
+        <w:rPr>
+          <w:bCs/>
+        </w:rPr>
+      </w:pPr>
+    </w:p>
+    <w:p>
+      <w:r>
+        <w:rPr>
+          <w:b/>
+          <w:bCs/>
+          <w:u w:val="single"/>
+        </w:rPr>
+        <w:t>Task no. 0</w:t>
+      </w:r>
+      <w:r>
+        <w:rPr>
+          <w:b/>
+          <w:bCs/>
+          <w:u w:val="single"/>
+        </w:rPr>
+        <w:t>5</w:t>
+      </w:r>
+    </w:p>
+    <w:p>
+      <w:r>
+        <w:rPr>
           <w:noProof/>
         </w:rPr>
         <w:lastRenderedPageBreak/>
-        <w:drawing>
-          <wp:inline distT="0" distB="0" distL="0" distR="0" wp14:anchorId="7C68574E" wp14:editId="38B07DC2">
-            <wp:extent cx="5943600" cy="2630805"/>
-            <wp:effectExtent l="0" t="0" r="0" b="0"/>
-            <wp:docPr id="518200047" name="Picture 1"/>
-            <wp:cNvGraphicFramePr>
-              <a:graphicFrameLocks xmlns:a="http://schemas.openxmlformats.org/drawingml/2006/main" noChangeAspect="1"/>
-            </wp:cNvGraphicFramePr>
-            <a:graphic xmlns:a="http://schemas.openxmlformats.org/drawingml/2006/main">
-              <a:graphicData uri="http://schemas.openxmlformats.org/drawingml/2006/picture">
-                <pic:pic xmlns:pic="http://schemas.openxmlformats.org/drawingml/2006/picture">
-                  <pic:nvPicPr>
-                    <pic:cNvPr id="518200047" name=""/>
-                    <pic:cNvPicPr/>
-                  </pic:nvPicPr>
-                  <pic:blipFill>
-                    <a:blip r:embed="rId82"/>
-                    <a:stretch>
-                      <a:fillRect/>
-                    </a:stretch>
-                  </pic:blipFill>
-                  <pic:spPr>
-                    <a:xfrm>
-                      <a:off x="0" y="0"/>
-                      <a:ext cx="5943600" cy="2630805"/>
-                    </a:xfrm>
-                    <a:prstGeom prst="rect">
-                      <a:avLst/>
-                    </a:prstGeom>
-                  </pic:spPr>
-                </pic:pic>
-              </a:graphicData>
-            </a:graphic>
-          </wp:inline>
-        </w:drawing>
-      </w:r>
-    </w:p>
-    <w:p>
-      <w:pPr>
-        <w:rPr>
-          <w:bCs/>
-        </w:rPr>
-      </w:pPr>
-    </w:p>
-    <w:p>
-      <w:r>
-        <w:rPr>
-          <w:b/>
-          <w:bCs/>
-          <w:u w:val="single"/>
-        </w:rPr>
-        <w:t>Task no. 0</w:t>
-      </w:r>
-      <w:r>
-        <w:rPr>
-          <w:b/>
-          <w:bCs/>
-          <w:u w:val="single"/>
-        </w:rPr>
-        <w:t>5</w:t>
-      </w:r>
-    </w:p>
-    <w:p>
-      <w:r>
         <w:drawing>
           <wp:inline distT="0" distB="0" distL="0" distR="0" wp14:anchorId="297293CB" wp14:editId="53DE9A89">
             <wp:extent cx="5943600" cy="2929255"/>
@@ -3704,7 +3748,7 @@
                     <pic:cNvPicPr/>
                   </pic:nvPicPr>
                   <pic:blipFill>
-                    <a:blip r:embed="rId83"/>
+                    <a:blip r:embed="rId84"/>
                     <a:stretch>
                       <a:fillRect/>
                     </a:stretch>
@@ -3731,7 +3775,6 @@
         <w:rPr>
           <w:noProof/>
         </w:rPr>
-        <w:lastRenderedPageBreak/>
         <w:drawing>
           <wp:inline distT="0" distB="0" distL="0" distR="0" wp14:anchorId="77157F33" wp14:editId="69900583">
             <wp:extent cx="5943600" cy="2281555"/>
@@ -3748,7 +3791,7 @@
                     <pic:cNvPicPr/>
                   </pic:nvPicPr>
                   <pic:blipFill>
-                    <a:blip r:embed="rId84"/>
+                    <a:blip r:embed="rId85"/>
                     <a:stretch>
                       <a:fillRect/>
                     </a:stretch>
@@ -3790,7 +3833,7 @@
                     <pic:cNvPicPr/>
                   </pic:nvPicPr>
                   <pic:blipFill>
-                    <a:blip r:embed="rId85"/>
+                    <a:blip r:embed="rId86"/>
                     <a:stretch>
                       <a:fillRect/>
                     </a:stretch>
@@ -3816,6 +3859,7 @@
         <w:rPr>
           <w:noProof/>
         </w:rPr>
+        <w:lastRenderedPageBreak/>
         <w:drawing>
           <wp:inline distT="0" distB="0" distL="0" distR="0" wp14:anchorId="534169C7" wp14:editId="2608F3C6">
             <wp:extent cx="5943600" cy="2390775"/>
@@ -3832,7 +3876,7 @@
                     <pic:cNvPicPr/>
                   </pic:nvPicPr>
                   <pic:blipFill>
-                    <a:blip r:embed="rId86"/>
+                    <a:blip r:embed="rId87"/>
                     <a:stretch>
                       <a:fillRect/>
                     </a:stretch>
@@ -3858,7 +3902,6 @@
         <w:rPr>
           <w:noProof/>
         </w:rPr>
-        <w:lastRenderedPageBreak/>
         <w:drawing>
           <wp:inline distT="0" distB="0" distL="0" distR="0" wp14:anchorId="20DB5C39" wp14:editId="43847E45">
             <wp:extent cx="5943600" cy="2386330"/>
@@ -3875,7 +3918,7 @@
                     <pic:cNvPicPr/>
                   </pic:nvPicPr>
                   <pic:blipFill>
-                    <a:blip r:embed="rId87"/>
+                    <a:blip r:embed="rId88"/>
                     <a:stretch>
                       <a:fillRect/>
                     </a:stretch>
@@ -3917,7 +3960,7 @@
                     <pic:cNvPicPr/>
                   </pic:nvPicPr>
                   <pic:blipFill>
-                    <a:blip r:embed="rId88"/>
+                    <a:blip r:embed="rId89"/>
                     <a:stretch>
                       <a:fillRect/>
                     </a:stretch>
@@ -3943,6 +3986,7 @@
         <w:rPr>
           <w:noProof/>
         </w:rPr>
+        <w:lastRenderedPageBreak/>
         <w:drawing>
           <wp:inline distT="0" distB="0" distL="0" distR="0" wp14:anchorId="2FBA590F" wp14:editId="77EFE4D8">
             <wp:extent cx="5943600" cy="2147570"/>
@@ -3959,7 +4003,7 @@
                     <pic:cNvPicPr/>
                   </pic:nvPicPr>
                   <pic:blipFill>
-                    <a:blip r:embed="rId89"/>
+                    <a:blip r:embed="rId90"/>
                     <a:stretch>
                       <a:fillRect/>
                     </a:stretch>
@@ -3985,7 +4029,6 @@
         <w:rPr>
           <w:noProof/>
         </w:rPr>
-        <w:lastRenderedPageBreak/>
         <w:drawing>
           <wp:inline distT="0" distB="0" distL="0" distR="0" wp14:anchorId="62BFB685" wp14:editId="11A0E490">
             <wp:extent cx="5943600" cy="2060575"/>
@@ -4002,7 +4045,7 @@
                     <pic:cNvPicPr/>
                   </pic:nvPicPr>
                   <pic:blipFill>
-                    <a:blip r:embed="rId90"/>
+                    <a:blip r:embed="rId91"/>
                     <a:stretch>
                       <a:fillRect/>
                     </a:stretch>
@@ -4044,7 +4087,7 @@
                     <pic:cNvPicPr/>
                   </pic:nvPicPr>
                   <pic:blipFill>
-                    <a:blip r:embed="rId91"/>
+                    <a:blip r:embed="rId92"/>
                     <a:stretch>
                       <a:fillRect/>
                     </a:stretch>
@@ -4070,6 +4113,7 @@
         <w:rPr>
           <w:noProof/>
         </w:rPr>
+        <w:lastRenderedPageBreak/>
         <w:drawing>
           <wp:inline distT="0" distB="0" distL="0" distR="0" wp14:anchorId="6906BDEA" wp14:editId="25813068">
             <wp:extent cx="5943600" cy="2074545"/>
@@ -4086,7 +4130,7 @@
                     <pic:cNvPicPr/>
                   </pic:nvPicPr>
                   <pic:blipFill>
-                    <a:blip r:embed="rId92"/>
+                    <a:blip r:embed="rId93"/>
                     <a:stretch>
                       <a:fillRect/>
                     </a:stretch>
@@ -4112,7 +4156,6 @@
         <w:rPr>
           <w:noProof/>
         </w:rPr>
-        <w:lastRenderedPageBreak/>
         <w:drawing>
           <wp:inline distT="0" distB="0" distL="0" distR="0" wp14:anchorId="62D9FECC" wp14:editId="7B155CD0">
             <wp:extent cx="5943600" cy="1870075"/>
@@ -4129,7 +4172,7 @@
                     <pic:cNvPicPr/>
                   </pic:nvPicPr>
                   <pic:blipFill>
-                    <a:blip r:embed="rId93"/>
+                    <a:blip r:embed="rId94"/>
                     <a:stretch>
                       <a:fillRect/>
                     </a:stretch>
@@ -4171,7 +4214,7 @@
                     <pic:cNvPicPr/>
                   </pic:nvPicPr>
                   <pic:blipFill>
-                    <a:blip r:embed="rId94"/>
+                    <a:blip r:embed="rId95"/>
                     <a:stretch>
                       <a:fillRect/>
                     </a:stretch>
@@ -4202,6 +4245,7 @@
         <w:rPr>
           <w:noProof/>
         </w:rPr>
+        <w:lastRenderedPageBreak/>
         <w:drawing>
           <wp:inline distT="0" distB="0" distL="0" distR="0" wp14:anchorId="21C9424F" wp14:editId="4DEF2905">
             <wp:extent cx="5943600" cy="2410460"/>
@@ -4218,7 +4262,7 @@
                     <pic:cNvPicPr/>
                   </pic:nvPicPr>
                   <pic:blipFill>
-                    <a:blip r:embed="rId95"/>
+                    <a:blip r:embed="rId96"/>
                     <a:stretch>
                       <a:fillRect/>
                     </a:stretch>
@@ -4244,7 +4288,6 @@
         <w:rPr>
           <w:noProof/>
         </w:rPr>
-        <w:lastRenderedPageBreak/>
         <w:drawing>
           <wp:inline distT="0" distB="0" distL="0" distR="0" wp14:anchorId="58EF17D8" wp14:editId="695AF97B">
             <wp:extent cx="5943600" cy="3330575"/>
@@ -4261,7 +4304,7 @@
                     <pic:cNvPicPr/>
                   </pic:nvPicPr>
                   <pic:blipFill>
-                    <a:blip r:embed="rId96"/>
+                    <a:blip r:embed="rId97"/>
                     <a:stretch>
                       <a:fillRect/>
                     </a:stretch>
@@ -4287,6 +4330,7 @@
         <w:rPr>
           <w:noProof/>
         </w:rPr>
+        <w:lastRenderedPageBreak/>
         <w:drawing>
           <wp:inline distT="0" distB="0" distL="0" distR="0" wp14:anchorId="6690E945" wp14:editId="09CBC886">
             <wp:extent cx="5943600" cy="2454910"/>
@@ -4303,7 +4347,7 @@
                     <pic:cNvPicPr/>
                   </pic:nvPicPr>
                   <pic:blipFill>
-                    <a:blip r:embed="rId97"/>
+                    <a:blip r:embed="rId98"/>
                     <a:stretch>
                       <a:fillRect/>
                     </a:stretch>
@@ -4329,7 +4373,6 @@
         <w:rPr>
           <w:noProof/>
         </w:rPr>
-        <w:lastRenderedPageBreak/>
         <w:drawing>
           <wp:inline distT="0" distB="0" distL="0" distR="0" wp14:anchorId="7BBE3B1D" wp14:editId="7251DE8A">
             <wp:extent cx="5943600" cy="3192145"/>
@@ -4346,7 +4389,7 @@
                     <pic:cNvPicPr/>
                   </pic:nvPicPr>
                   <pic:blipFill>
-                    <a:blip r:embed="rId98"/>
+                    <a:blip r:embed="rId99"/>
                     <a:stretch>
                       <a:fillRect/>
                     </a:stretch>
@@ -4372,6 +4415,7 @@
         <w:rPr>
           <w:noProof/>
         </w:rPr>
+        <w:lastRenderedPageBreak/>
         <w:drawing>
           <wp:inline distT="0" distB="0" distL="0" distR="0" wp14:anchorId="12E6EFA2" wp14:editId="62ED682F">
             <wp:extent cx="5943600" cy="3192780"/>
@@ -4388,7 +4432,7 @@
                     <pic:cNvPicPr/>
                   </pic:nvPicPr>
                   <pic:blipFill>
-                    <a:blip r:embed="rId99"/>
+                    <a:blip r:embed="rId100"/>
                     <a:stretch>
                       <a:fillRect/>
                     </a:stretch>
@@ -4414,7 +4458,6 @@
         <w:rPr>
           <w:noProof/>
         </w:rPr>
-        <w:lastRenderedPageBreak/>
         <w:drawing>
           <wp:inline distT="0" distB="0" distL="0" distR="0" wp14:anchorId="1F34B66F" wp14:editId="23842E2B">
             <wp:extent cx="5943600" cy="3159125"/>
@@ -4431,7 +4474,7 @@
                     <pic:cNvPicPr/>
                   </pic:nvPicPr>
                   <pic:blipFill>
-                    <a:blip r:embed="rId100"/>
+                    <a:blip r:embed="rId101"/>
                     <a:stretch>
                       <a:fillRect/>
                     </a:stretch>
@@ -4457,6 +4500,7 @@
         <w:rPr>
           <w:noProof/>
         </w:rPr>
+        <w:lastRenderedPageBreak/>
         <w:drawing>
           <wp:inline distT="0" distB="0" distL="0" distR="0" wp14:anchorId="5E812EB6" wp14:editId="2951E959">
             <wp:extent cx="5943600" cy="2650490"/>
@@ -4473,7 +4517,7 @@
                     <pic:cNvPicPr/>
                   </pic:nvPicPr>
                   <pic:blipFill>
-                    <a:blip r:embed="rId101"/>
+                    <a:blip r:embed="rId102"/>
                     <a:stretch>
                       <a:fillRect/>
                     </a:stretch>
@@ -4515,7 +4559,7 @@
                     <pic:cNvPicPr/>
                   </pic:nvPicPr>
                   <pic:blipFill>
-                    <a:blip r:embed="rId102"/>
+                    <a:blip r:embed="rId103"/>
                     <a:stretch>
                       <a:fillRect/>
                     </a:stretch>
@@ -4551,7 +4595,6 @@
           <w:bCs/>
           <w:u w:val="single"/>
         </w:rPr>
-        <w:lastRenderedPageBreak/>
         <w:t>Task no. 0</w:t>
       </w:r>
       <w:r>
@@ -4592,17 +4635,7 @@
         </w:numPr>
       </w:pPr>
       <w:r>
-        <w:t xml:space="preserve">http &amp;&amp; </w:t>
-      </w:r>
-      <w:proofErr w:type="spellStart"/>
-      <w:proofErr w:type="gramStart"/>
-      <w:r>
-        <w:t>ip.addr</w:t>
-      </w:r>
-      <w:proofErr w:type="spellEnd"/>
-      <w:proofErr w:type="gramEnd"/>
-      <w:r>
-        <w:t xml:space="preserve"> == 64.233.169.104</w:t>
+        <w:t>http &amp;&amp; ip.addr == 64.233.169.104</w:t>
       </w:r>
     </w:p>
     <w:p>
@@ -4629,7 +4662,7 @@
                     <pic:cNvPicPr/>
                   </pic:nvPicPr>
                   <pic:blipFill>
-                    <a:blip r:embed="rId103"/>
+                    <a:blip r:embed="rId104"/>
                     <a:stretch>
                       <a:fillRect/>
                     </a:stretch>
@@ -4672,6 +4705,7 @@
         <w:pStyle w:val="ListParagraph"/>
       </w:pPr>
       <w:r>
+        <w:lastRenderedPageBreak/>
         <w:t>Destination port: 80</w:t>
       </w:r>
     </w:p>
@@ -4699,7 +4733,7 @@
                     <pic:cNvPicPr/>
                   </pic:nvPicPr>
                   <pic:blipFill>
-                    <a:blip r:embed="rId104"/>
+                    <a:blip r:embed="rId105"/>
                     <a:stretch>
                       <a:fillRect/>
                     </a:stretch>
@@ -4734,6 +4768,14 @@
         </w:numPr>
       </w:pPr>
       <w:r>
+        <w:t>Time: 7.158797</w:t>
+      </w:r>
+    </w:p>
+    <w:p>
+      <w:pPr>
+        <w:pStyle w:val="ListParagraph"/>
+      </w:pPr>
+      <w:r>
         <w:t>Source port: 80</w:t>
       </w:r>
     </w:p>
@@ -4769,7 +4811,7 @@
                     <pic:cNvPicPr/>
                   </pic:nvPicPr>
                   <pic:blipFill>
-                    <a:blip r:embed="rId105"/>
+                    <a:blip r:embed="rId106"/>
                     <a:stretch>
                       <a:fillRect/>
                     </a:stretch>
@@ -4828,7 +4870,7 @@
                     <pic:cNvPicPr/>
                   </pic:nvPicPr>
                   <pic:blipFill>
-                    <a:blip r:embed="rId106"/>
+                    <a:blip r:embed="rId107"/>
                     <a:stretch>
                       <a:fillRect/>
                     </a:stretch>
@@ -4850,8 +4892,8 @@
       </w:r>
     </w:p>
     <w:sectPr>
-      <w:headerReference w:type="default" r:id="rId107"/>
-      <w:footerReference w:type="default" r:id="rId108"/>
+      <w:headerReference w:type="default" r:id="rId108"/>
+      <w:footerReference w:type="default" r:id="rId109"/>
       <w:pgSz w:w="12240" w:h="15840"/>
       <w:pgMar w:top="1440" w:right="1440" w:bottom="1440" w:left="1440" w:header="720" w:footer="720" w:gutter="0"/>
       <w:cols w:space="720"/>

--- a/6th Semester/Computer Networks Lab/Lab Manuals/Lab 08/22K-5161 [CN Lab 08].docx
+++ b/6th Semester/Computer Networks Lab/Lab Manuals/Lab 08/22K-5161 [CN Lab 08].docx
@@ -2946,6 +2946,7 @@
       <w:r>
         <w:rPr>
           <w:bCs/>
+          <w:noProof/>
         </w:rPr>
         <w:lastRenderedPageBreak/>
         <w:drawing>
@@ -2994,6 +2995,7 @@
       <w:r>
         <w:rPr>
           <w:bCs/>
+          <w:noProof/>
         </w:rPr>
         <w:drawing>
           <wp:inline distT="0" distB="0" distL="0" distR="0" wp14:anchorId="027EE5AE" wp14:editId="77C349C6">
@@ -3090,6 +3092,7 @@
       <w:r>
         <w:rPr>
           <w:bCs/>
+          <w:noProof/>
         </w:rPr>
         <w:drawing>
           <wp:inline distT="0" distB="0" distL="0" distR="0" wp14:anchorId="2F147AEE" wp14:editId="6BC7EE2C">
@@ -3186,6 +3189,7 @@
       <w:r>
         <w:rPr>
           <w:bCs/>
+          <w:noProof/>
         </w:rPr>
         <w:drawing>
           <wp:inline distT="0" distB="0" distL="0" distR="0" wp14:anchorId="4AE4A82E" wp14:editId="0339AB13">
@@ -3233,6 +3237,7 @@
       <w:r>
         <w:rPr>
           <w:bCs/>
+          <w:noProof/>
         </w:rPr>
         <w:drawing>
           <wp:inline distT="0" distB="0" distL="0" distR="0" wp14:anchorId="3570B3C3" wp14:editId="66FD9CFB">
@@ -3280,6 +3285,7 @@
       <w:r>
         <w:rPr>
           <w:bCs/>
+          <w:noProof/>
         </w:rPr>
         <w:lastRenderedPageBreak/>
         <w:drawing>
@@ -3328,6 +3334,7 @@
       <w:r>
         <w:rPr>
           <w:bCs/>
+          <w:noProof/>
         </w:rPr>
         <w:drawing>
           <wp:inline distT="0" distB="0" distL="0" distR="0" wp14:anchorId="10D97E44" wp14:editId="4E7D2F34">
@@ -3375,6 +3382,7 @@
       <w:r>
         <w:rPr>
           <w:bCs/>
+          <w:noProof/>
         </w:rPr>
         <w:drawing>
           <wp:inline distT="0" distB="0" distL="0" distR="0" wp14:anchorId="02F37232" wp14:editId="482844D2">
@@ -3422,6 +3430,7 @@
       <w:r>
         <w:rPr>
           <w:bCs/>
+          <w:noProof/>
         </w:rPr>
         <w:lastRenderedPageBreak/>
         <w:drawing>
@@ -3567,102 +3576,7 @@
       <w:r>
         <w:rPr>
           <w:bCs/>
-        </w:rPr>
-        <w:drawing>
-          <wp:inline distT="0" distB="0" distL="0" distR="0" wp14:anchorId="3CE6E8A1" wp14:editId="537F3702">
-            <wp:extent cx="5943600" cy="2515870"/>
-            <wp:effectExtent l="0" t="0" r="0" b="0"/>
-            <wp:docPr id="546461260" name="Picture 1" descr="A screenshot of a computer program&#10;&#10;AI-generated content may be incorrect."/>
-            <wp:cNvGraphicFramePr>
-              <a:graphicFrameLocks xmlns:a="http://schemas.openxmlformats.org/drawingml/2006/main" noChangeAspect="1"/>
-            </wp:cNvGraphicFramePr>
-            <a:graphic xmlns:a="http://schemas.openxmlformats.org/drawingml/2006/main">
-              <a:graphicData uri="http://schemas.openxmlformats.org/drawingml/2006/picture">
-                <pic:pic xmlns:pic="http://schemas.openxmlformats.org/drawingml/2006/picture">
-                  <pic:nvPicPr>
-                    <pic:cNvPr id="546461260" name="Picture 1" descr="A screenshot of a computer program&#10;&#10;AI-generated content may be incorrect."/>
-                    <pic:cNvPicPr/>
-                  </pic:nvPicPr>
-                  <pic:blipFill>
-                    <a:blip r:embed="rId81"/>
-                    <a:stretch>
-                      <a:fillRect/>
-                    </a:stretch>
-                  </pic:blipFill>
-                  <pic:spPr>
-                    <a:xfrm>
-                      <a:off x="0" y="0"/>
-                      <a:ext cx="5943600" cy="2515870"/>
-                    </a:xfrm>
-                    <a:prstGeom prst="rect">
-                      <a:avLst/>
-                    </a:prstGeom>
-                  </pic:spPr>
-                </pic:pic>
-              </a:graphicData>
-            </a:graphic>
-          </wp:inline>
-        </w:drawing>
-      </w:r>
-    </w:p>
-    <w:p>
-      <w:pPr>
-        <w:rPr>
-          <w:bCs/>
-        </w:rPr>
-      </w:pPr>
-      <w:r>
-        <w:rPr>
-          <w:bCs/>
-          <w:noProof/>
-        </w:rPr>
-        <w:lastRenderedPageBreak/>
-        <w:drawing>
-          <wp:inline distT="0" distB="0" distL="0" distR="0" wp14:anchorId="3530707A" wp14:editId="0128122A">
-            <wp:extent cx="5943600" cy="2662555"/>
-            <wp:effectExtent l="0" t="0" r="0" b="4445"/>
-            <wp:docPr id="59113205" name="Picture 1" descr="A screenshot of a computer&#10;&#10;AI-generated content may be incorrect."/>
-            <wp:cNvGraphicFramePr>
-              <a:graphicFrameLocks xmlns:a="http://schemas.openxmlformats.org/drawingml/2006/main" noChangeAspect="1"/>
-            </wp:cNvGraphicFramePr>
-            <a:graphic xmlns:a="http://schemas.openxmlformats.org/drawingml/2006/main">
-              <a:graphicData uri="http://schemas.openxmlformats.org/drawingml/2006/picture">
-                <pic:pic xmlns:pic="http://schemas.openxmlformats.org/drawingml/2006/picture">
-                  <pic:nvPicPr>
-                    <pic:cNvPr id="59113205" name="Picture 1" descr="A screenshot of a computer&#10;&#10;AI-generated content may be incorrect."/>
-                    <pic:cNvPicPr/>
-                  </pic:nvPicPr>
-                  <pic:blipFill>
-                    <a:blip r:embed="rId82"/>
-                    <a:stretch>
-                      <a:fillRect/>
-                    </a:stretch>
-                  </pic:blipFill>
-                  <pic:spPr>
-                    <a:xfrm>
-                      <a:off x="0" y="0"/>
-                      <a:ext cx="5943600" cy="2662555"/>
-                    </a:xfrm>
-                    <a:prstGeom prst="rect">
-                      <a:avLst/>
-                    </a:prstGeom>
-                  </pic:spPr>
-                </pic:pic>
-              </a:graphicData>
-            </a:graphic>
-          </wp:inline>
-        </w:drawing>
-      </w:r>
-    </w:p>
-    <w:p>
-      <w:pPr>
-        <w:rPr>
-          <w:bCs/>
-        </w:rPr>
-      </w:pPr>
-      <w:r>
-        <w:rPr>
-          <w:bCs/>
+          <w:noProof/>
         </w:rPr>
         <w:drawing>
           <wp:inline distT="0" distB="0" distL="0" distR="0" wp14:anchorId="44C3A845" wp14:editId="58B3D3FD">
@@ -3680,6 +3594,101 @@
                     <pic:cNvPicPr/>
                   </pic:nvPicPr>
                   <pic:blipFill>
+                    <a:blip r:embed="rId81"/>
+                    <a:stretch>
+                      <a:fillRect/>
+                    </a:stretch>
+                  </pic:blipFill>
+                  <pic:spPr>
+                    <a:xfrm>
+                      <a:off x="0" y="0"/>
+                      <a:ext cx="5943600" cy="2874010"/>
+                    </a:xfrm>
+                    <a:prstGeom prst="rect">
+                      <a:avLst/>
+                    </a:prstGeom>
+                  </pic:spPr>
+                </pic:pic>
+              </a:graphicData>
+            </a:graphic>
+          </wp:inline>
+        </w:drawing>
+      </w:r>
+    </w:p>
+    <w:p>
+      <w:pPr>
+        <w:rPr>
+          <w:bCs/>
+        </w:rPr>
+      </w:pPr>
+      <w:r>
+        <w:rPr>
+          <w:bCs/>
+        </w:rPr>
+        <w:lastRenderedPageBreak/>
+        <w:drawing>
+          <wp:inline distT="0" distB="0" distL="0" distR="0" wp14:anchorId="040DE69C" wp14:editId="34EB8809">
+            <wp:extent cx="5943600" cy="3678555"/>
+            <wp:effectExtent l="0" t="0" r="0" b="0"/>
+            <wp:docPr id="940095001" name="Picture 1" descr="A screenshot of a computer&#10;&#10;AI-generated content may be incorrect."/>
+            <wp:cNvGraphicFramePr>
+              <a:graphicFrameLocks xmlns:a="http://schemas.openxmlformats.org/drawingml/2006/main" noChangeAspect="1"/>
+            </wp:cNvGraphicFramePr>
+            <a:graphic xmlns:a="http://schemas.openxmlformats.org/drawingml/2006/main">
+              <a:graphicData uri="http://schemas.openxmlformats.org/drawingml/2006/picture">
+                <pic:pic xmlns:pic="http://schemas.openxmlformats.org/drawingml/2006/picture">
+                  <pic:nvPicPr>
+                    <pic:cNvPr id="940095001" name="Picture 1" descr="A screenshot of a computer&#10;&#10;AI-generated content may be incorrect."/>
+                    <pic:cNvPicPr/>
+                  </pic:nvPicPr>
+                  <pic:blipFill>
+                    <a:blip r:embed="rId82"/>
+                    <a:stretch>
+                      <a:fillRect/>
+                    </a:stretch>
+                  </pic:blipFill>
+                  <pic:spPr>
+                    <a:xfrm>
+                      <a:off x="0" y="0"/>
+                      <a:ext cx="5943600" cy="3678555"/>
+                    </a:xfrm>
+                    <a:prstGeom prst="rect">
+                      <a:avLst/>
+                    </a:prstGeom>
+                  </pic:spPr>
+                </pic:pic>
+              </a:graphicData>
+            </a:graphic>
+          </wp:inline>
+        </w:drawing>
+      </w:r>
+    </w:p>
+    <w:p>
+      <w:pPr>
+        <w:rPr>
+          <w:bCs/>
+        </w:rPr>
+      </w:pPr>
+      <w:r>
+        <w:rPr>
+          <w:bCs/>
+        </w:rPr>
+        <w:drawing>
+          <wp:inline distT="0" distB="0" distL="0" distR="0" wp14:anchorId="09502838" wp14:editId="06194DE4">
+            <wp:extent cx="5943600" cy="2303780"/>
+            <wp:effectExtent l="0" t="0" r="0" b="1270"/>
+            <wp:docPr id="1166169760" name="Picture 1" descr="A screenshot of a computer&#10;&#10;AI-generated content may be incorrect."/>
+            <wp:cNvGraphicFramePr>
+              <a:graphicFrameLocks xmlns:a="http://schemas.openxmlformats.org/drawingml/2006/main" noChangeAspect="1"/>
+            </wp:cNvGraphicFramePr>
+            <a:graphic xmlns:a="http://schemas.openxmlformats.org/drawingml/2006/main">
+              <a:graphicData uri="http://schemas.openxmlformats.org/drawingml/2006/picture">
+                <pic:pic xmlns:pic="http://schemas.openxmlformats.org/drawingml/2006/picture">
+                  <pic:nvPicPr>
+                    <pic:cNvPr id="1166169760" name="Picture 1" descr="A screenshot of a computer&#10;&#10;AI-generated content may be incorrect."/>
+                    <pic:cNvPicPr/>
+                  </pic:nvPicPr>
+                  <pic:blipFill>
                     <a:blip r:embed="rId83"/>
                     <a:stretch>
                       <a:fillRect/>
@@ -3688,17 +3697,376 @@
                   <pic:spPr>
                     <a:xfrm>
                       <a:off x="0" y="0"/>
-                      <a:ext cx="5943600" cy="2874010"/>
-                    </a:xfrm>
-                    <a:prstGeom prst="rect">
-                      <a:avLst/>
-                    </a:prstGeom>
-                  </pic:spPr>
-                </pic:pic>
-              </a:graphicData>
-            </a:graphic>
-          </wp:inline>
-        </w:drawing>
+                      <a:ext cx="5943600" cy="2303780"/>
+                    </a:xfrm>
+                    <a:prstGeom prst="rect">
+                      <a:avLst/>
+                    </a:prstGeom>
+                  </pic:spPr>
+                </pic:pic>
+              </a:graphicData>
+            </a:graphic>
+          </wp:inline>
+        </w:drawing>
+      </w:r>
+    </w:p>
+    <w:p>
+      <w:pPr>
+        <w:rPr>
+          <w:bCs/>
+        </w:rPr>
+      </w:pPr>
+      <w:r>
+        <w:rPr>
+          <w:bCs/>
+        </w:rPr>
+        <w:lastRenderedPageBreak/>
+        <w:drawing>
+          <wp:inline distT="0" distB="0" distL="0" distR="0" wp14:anchorId="0052E19E" wp14:editId="6D9FF884">
+            <wp:extent cx="5943600" cy="2133600"/>
+            <wp:effectExtent l="0" t="0" r="0" b="0"/>
+            <wp:docPr id="204101435" name="Picture 1" descr="A screenshot of a computer&#10;&#10;AI-generated content may be incorrect."/>
+            <wp:cNvGraphicFramePr>
+              <a:graphicFrameLocks xmlns:a="http://schemas.openxmlformats.org/drawingml/2006/main" noChangeAspect="1"/>
+            </wp:cNvGraphicFramePr>
+            <a:graphic xmlns:a="http://schemas.openxmlformats.org/drawingml/2006/main">
+              <a:graphicData uri="http://schemas.openxmlformats.org/drawingml/2006/picture">
+                <pic:pic xmlns:pic="http://schemas.openxmlformats.org/drawingml/2006/picture">
+                  <pic:nvPicPr>
+                    <pic:cNvPr id="204101435" name="Picture 1" descr="A screenshot of a computer&#10;&#10;AI-generated content may be incorrect."/>
+                    <pic:cNvPicPr/>
+                  </pic:nvPicPr>
+                  <pic:blipFill>
+                    <a:blip r:embed="rId84"/>
+                    <a:stretch>
+                      <a:fillRect/>
+                    </a:stretch>
+                  </pic:blipFill>
+                  <pic:spPr>
+                    <a:xfrm>
+                      <a:off x="0" y="0"/>
+                      <a:ext cx="5943600" cy="2133600"/>
+                    </a:xfrm>
+                    <a:prstGeom prst="rect">
+                      <a:avLst/>
+                    </a:prstGeom>
+                  </pic:spPr>
+                </pic:pic>
+              </a:graphicData>
+            </a:graphic>
+          </wp:inline>
+        </w:drawing>
+      </w:r>
+    </w:p>
+    <w:p>
+      <w:pPr>
+        <w:rPr>
+          <w:bCs/>
+        </w:rPr>
+      </w:pPr>
+      <w:r>
+        <w:rPr>
+          <w:bCs/>
+        </w:rPr>
+        <w:drawing>
+          <wp:inline distT="0" distB="0" distL="0" distR="0" wp14:anchorId="2582D125" wp14:editId="36D858E9">
+            <wp:extent cx="5943600" cy="2531745"/>
+            <wp:effectExtent l="0" t="0" r="0" b="1905"/>
+            <wp:docPr id="1559184694" name="Picture 1" descr="A diagram of a network&#10;&#10;AI-generated content may be incorrect."/>
+            <wp:cNvGraphicFramePr>
+              <a:graphicFrameLocks xmlns:a="http://schemas.openxmlformats.org/drawingml/2006/main" noChangeAspect="1"/>
+            </wp:cNvGraphicFramePr>
+            <a:graphic xmlns:a="http://schemas.openxmlformats.org/drawingml/2006/main">
+              <a:graphicData uri="http://schemas.openxmlformats.org/drawingml/2006/picture">
+                <pic:pic xmlns:pic="http://schemas.openxmlformats.org/drawingml/2006/picture">
+                  <pic:nvPicPr>
+                    <pic:cNvPr id="1559184694" name="Picture 1" descr="A diagram of a network&#10;&#10;AI-generated content may be incorrect."/>
+                    <pic:cNvPicPr/>
+                  </pic:nvPicPr>
+                  <pic:blipFill>
+                    <a:blip r:embed="rId85"/>
+                    <a:stretch>
+                      <a:fillRect/>
+                    </a:stretch>
+                  </pic:blipFill>
+                  <pic:spPr>
+                    <a:xfrm>
+                      <a:off x="0" y="0"/>
+                      <a:ext cx="5943600" cy="2531745"/>
+                    </a:xfrm>
+                    <a:prstGeom prst="rect">
+                      <a:avLst/>
+                    </a:prstGeom>
+                  </pic:spPr>
+                </pic:pic>
+              </a:graphicData>
+            </a:graphic>
+          </wp:inline>
+        </w:drawing>
+      </w:r>
+    </w:p>
+    <w:p>
+      <w:pPr>
+        <w:rPr>
+          <w:bCs/>
+        </w:rPr>
+      </w:pPr>
+      <w:r>
+        <w:rPr>
+          <w:bCs/>
+        </w:rPr>
+        <w:t>//Added one more server for email</w:t>
+      </w:r>
+    </w:p>
+    <w:p>
+      <w:pPr>
+        <w:rPr>
+          <w:bCs/>
+        </w:rPr>
+      </w:pPr>
+      <w:r>
+        <w:rPr>
+          <w:bCs/>
+        </w:rPr>
+        <w:lastRenderedPageBreak/>
+        <w:drawing>
+          <wp:inline distT="0" distB="0" distL="0" distR="0" wp14:anchorId="7CC3D84C" wp14:editId="4B9A47DD">
+            <wp:extent cx="5943600" cy="3006725"/>
+            <wp:effectExtent l="0" t="0" r="0" b="3175"/>
+            <wp:docPr id="138525721" name="Picture 1"/>
+            <wp:cNvGraphicFramePr>
+              <a:graphicFrameLocks xmlns:a="http://schemas.openxmlformats.org/drawingml/2006/main" noChangeAspect="1"/>
+            </wp:cNvGraphicFramePr>
+            <a:graphic xmlns:a="http://schemas.openxmlformats.org/drawingml/2006/main">
+              <a:graphicData uri="http://schemas.openxmlformats.org/drawingml/2006/picture">
+                <pic:pic xmlns:pic="http://schemas.openxmlformats.org/drawingml/2006/picture">
+                  <pic:nvPicPr>
+                    <pic:cNvPr id="138525721" name=""/>
+                    <pic:cNvPicPr/>
+                  </pic:nvPicPr>
+                  <pic:blipFill>
+                    <a:blip r:embed="rId86"/>
+                    <a:stretch>
+                      <a:fillRect/>
+                    </a:stretch>
+                  </pic:blipFill>
+                  <pic:spPr>
+                    <a:xfrm>
+                      <a:off x="0" y="0"/>
+                      <a:ext cx="5943600" cy="3006725"/>
+                    </a:xfrm>
+                    <a:prstGeom prst="rect">
+                      <a:avLst/>
+                    </a:prstGeom>
+                  </pic:spPr>
+                </pic:pic>
+              </a:graphicData>
+            </a:graphic>
+          </wp:inline>
+        </w:drawing>
+      </w:r>
+    </w:p>
+    <w:p>
+      <w:pPr>
+        <w:rPr>
+          <w:bCs/>
+        </w:rPr>
+      </w:pPr>
+      <w:r>
+        <w:rPr>
+          <w:bCs/>
+        </w:rPr>
+        <w:drawing>
+          <wp:inline distT="0" distB="0" distL="0" distR="0" wp14:anchorId="1DF03AEB" wp14:editId="5108DD83">
+            <wp:extent cx="5943600" cy="2607310"/>
+            <wp:effectExtent l="0" t="0" r="0" b="2540"/>
+            <wp:docPr id="588141797" name="Picture 1" descr="A screenshot of a computer&#10;&#10;AI-generated content may be incorrect."/>
+            <wp:cNvGraphicFramePr>
+              <a:graphicFrameLocks xmlns:a="http://schemas.openxmlformats.org/drawingml/2006/main" noChangeAspect="1"/>
+            </wp:cNvGraphicFramePr>
+            <a:graphic xmlns:a="http://schemas.openxmlformats.org/drawingml/2006/main">
+              <a:graphicData uri="http://schemas.openxmlformats.org/drawingml/2006/picture">
+                <pic:pic xmlns:pic="http://schemas.openxmlformats.org/drawingml/2006/picture">
+                  <pic:nvPicPr>
+                    <pic:cNvPr id="588141797" name="Picture 1" descr="A screenshot of a computer&#10;&#10;AI-generated content may be incorrect."/>
+                    <pic:cNvPicPr/>
+                  </pic:nvPicPr>
+                  <pic:blipFill>
+                    <a:blip r:embed="rId87"/>
+                    <a:stretch>
+                      <a:fillRect/>
+                    </a:stretch>
+                  </pic:blipFill>
+                  <pic:spPr>
+                    <a:xfrm>
+                      <a:off x="0" y="0"/>
+                      <a:ext cx="5943600" cy="2607310"/>
+                    </a:xfrm>
+                    <a:prstGeom prst="rect">
+                      <a:avLst/>
+                    </a:prstGeom>
+                  </pic:spPr>
+                </pic:pic>
+              </a:graphicData>
+            </a:graphic>
+          </wp:inline>
+        </w:drawing>
+      </w:r>
+    </w:p>
+    <w:p>
+      <w:pPr>
+        <w:rPr>
+          <w:bCs/>
+        </w:rPr>
+      </w:pPr>
+      <w:r>
+        <w:rPr>
+          <w:bCs/>
+        </w:rPr>
+        <w:lastRenderedPageBreak/>
+        <w:drawing>
+          <wp:inline distT="0" distB="0" distL="0" distR="0" wp14:anchorId="7303A7B7" wp14:editId="2E479144">
+            <wp:extent cx="5943600" cy="3219450"/>
+            <wp:effectExtent l="0" t="0" r="0" b="0"/>
+            <wp:docPr id="1887326890" name="Picture 1"/>
+            <wp:cNvGraphicFramePr>
+              <a:graphicFrameLocks xmlns:a="http://schemas.openxmlformats.org/drawingml/2006/main" noChangeAspect="1"/>
+            </wp:cNvGraphicFramePr>
+            <a:graphic xmlns:a="http://schemas.openxmlformats.org/drawingml/2006/main">
+              <a:graphicData uri="http://schemas.openxmlformats.org/drawingml/2006/picture">
+                <pic:pic xmlns:pic="http://schemas.openxmlformats.org/drawingml/2006/picture">
+                  <pic:nvPicPr>
+                    <pic:cNvPr id="1887326890" name=""/>
+                    <pic:cNvPicPr/>
+                  </pic:nvPicPr>
+                  <pic:blipFill>
+                    <a:blip r:embed="rId88"/>
+                    <a:stretch>
+                      <a:fillRect/>
+                    </a:stretch>
+                  </pic:blipFill>
+                  <pic:spPr>
+                    <a:xfrm>
+                      <a:off x="0" y="0"/>
+                      <a:ext cx="5943600" cy="3219450"/>
+                    </a:xfrm>
+                    <a:prstGeom prst="rect">
+                      <a:avLst/>
+                    </a:prstGeom>
+                  </pic:spPr>
+                </pic:pic>
+              </a:graphicData>
+            </a:graphic>
+          </wp:inline>
+        </w:drawing>
+      </w:r>
+    </w:p>
+    <w:p>
+      <w:pPr>
+        <w:rPr>
+          <w:bCs/>
+        </w:rPr>
+      </w:pPr>
+      <w:r>
+        <w:rPr>
+          <w:bCs/>
+        </w:rPr>
+        <w:drawing>
+          <wp:inline distT="0" distB="0" distL="0" distR="0" wp14:anchorId="67A0ACCF" wp14:editId="0231083E">
+            <wp:extent cx="5943600" cy="3106420"/>
+            <wp:effectExtent l="0" t="0" r="0" b="0"/>
+            <wp:docPr id="1166290742" name="Picture 1" descr="A screenshot of a computer&#10;&#10;AI-generated content may be incorrect."/>
+            <wp:cNvGraphicFramePr>
+              <a:graphicFrameLocks xmlns:a="http://schemas.openxmlformats.org/drawingml/2006/main" noChangeAspect="1"/>
+            </wp:cNvGraphicFramePr>
+            <a:graphic xmlns:a="http://schemas.openxmlformats.org/drawingml/2006/main">
+              <a:graphicData uri="http://schemas.openxmlformats.org/drawingml/2006/picture">
+                <pic:pic xmlns:pic="http://schemas.openxmlformats.org/drawingml/2006/picture">
+                  <pic:nvPicPr>
+                    <pic:cNvPr id="1166290742" name="Picture 1" descr="A screenshot of a computer&#10;&#10;AI-generated content may be incorrect."/>
+                    <pic:cNvPicPr/>
+                  </pic:nvPicPr>
+                  <pic:blipFill>
+                    <a:blip r:embed="rId89"/>
+                    <a:stretch>
+                      <a:fillRect/>
+                    </a:stretch>
+                  </pic:blipFill>
+                  <pic:spPr>
+                    <a:xfrm>
+                      <a:off x="0" y="0"/>
+                      <a:ext cx="5943600" cy="3106420"/>
+                    </a:xfrm>
+                    <a:prstGeom prst="rect">
+                      <a:avLst/>
+                    </a:prstGeom>
+                  </pic:spPr>
+                </pic:pic>
+              </a:graphicData>
+            </a:graphic>
+          </wp:inline>
+        </w:drawing>
+      </w:r>
+    </w:p>
+    <w:p>
+      <w:pPr>
+        <w:rPr>
+          <w:bCs/>
+        </w:rPr>
+      </w:pPr>
+      <w:r>
+        <w:rPr>
+          <w:bCs/>
+        </w:rPr>
+        <w:lastRenderedPageBreak/>
+        <w:drawing>
+          <wp:inline distT="0" distB="0" distL="0" distR="0" wp14:anchorId="3AF794B5" wp14:editId="479B809B">
+            <wp:extent cx="5943600" cy="3088005"/>
+            <wp:effectExtent l="0" t="0" r="0" b="0"/>
+            <wp:docPr id="602896798" name="Picture 1"/>
+            <wp:cNvGraphicFramePr>
+              <a:graphicFrameLocks xmlns:a="http://schemas.openxmlformats.org/drawingml/2006/main" noChangeAspect="1"/>
+            </wp:cNvGraphicFramePr>
+            <a:graphic xmlns:a="http://schemas.openxmlformats.org/drawingml/2006/main">
+              <a:graphicData uri="http://schemas.openxmlformats.org/drawingml/2006/picture">
+                <pic:pic xmlns:pic="http://schemas.openxmlformats.org/drawingml/2006/picture">
+                  <pic:nvPicPr>
+                    <pic:cNvPr id="602896798" name=""/>
+                    <pic:cNvPicPr/>
+                  </pic:nvPicPr>
+                  <pic:blipFill>
+                    <a:blip r:embed="rId90"/>
+                    <a:stretch>
+                      <a:fillRect/>
+                    </a:stretch>
+                  </pic:blipFill>
+                  <pic:spPr>
+                    <a:xfrm>
+                      <a:off x="0" y="0"/>
+                      <a:ext cx="5943600" cy="3088005"/>
+                    </a:xfrm>
+                    <a:prstGeom prst="rect">
+                      <a:avLst/>
+                    </a:prstGeom>
+                  </pic:spPr>
+                </pic:pic>
+              </a:graphicData>
+            </a:graphic>
+          </wp:inline>
+        </w:drawing>
+      </w:r>
+    </w:p>
+    <w:p>
+      <w:pPr>
+        <w:rPr>
+          <w:bCs/>
+        </w:rPr>
+      </w:pPr>
+      <w:r>
+        <w:rPr>
+          <w:bCs/>
+        </w:rPr>
+        <w:t>//For some reason, the email won’t appear even though I have done it various times, I cannot figure out my mistake.</w:t>
       </w:r>
     </w:p>
     <w:p>
@@ -3731,7 +4099,6 @@
         <w:rPr>
           <w:noProof/>
         </w:rPr>
-        <w:lastRenderedPageBreak/>
         <w:drawing>
           <wp:inline distT="0" distB="0" distL="0" distR="0" wp14:anchorId="297293CB" wp14:editId="53DE9A89">
             <wp:extent cx="5943600" cy="2929255"/>
@@ -3748,7 +4115,7 @@
                     <pic:cNvPicPr/>
                   </pic:nvPicPr>
                   <pic:blipFill>
-                    <a:blip r:embed="rId84"/>
+                    <a:blip r:embed="rId91"/>
                     <a:stretch>
                       <a:fillRect/>
                     </a:stretch>
@@ -3775,6 +4142,7 @@
         <w:rPr>
           <w:noProof/>
         </w:rPr>
+        <w:lastRenderedPageBreak/>
         <w:drawing>
           <wp:inline distT="0" distB="0" distL="0" distR="0" wp14:anchorId="77157F33" wp14:editId="69900583">
             <wp:extent cx="5943600" cy="2281555"/>
@@ -3791,7 +4159,7 @@
                     <pic:cNvPicPr/>
                   </pic:nvPicPr>
                   <pic:blipFill>
-                    <a:blip r:embed="rId85"/>
+                    <a:blip r:embed="rId92"/>
                     <a:stretch>
                       <a:fillRect/>
                     </a:stretch>
@@ -3833,7 +4201,7 @@
                     <pic:cNvPicPr/>
                   </pic:nvPicPr>
                   <pic:blipFill>
-                    <a:blip r:embed="rId86"/>
+                    <a:blip r:embed="rId93"/>
                     <a:stretch>
                       <a:fillRect/>
                     </a:stretch>
@@ -3859,7 +4227,6 @@
         <w:rPr>
           <w:noProof/>
         </w:rPr>
-        <w:lastRenderedPageBreak/>
         <w:drawing>
           <wp:inline distT="0" distB="0" distL="0" distR="0" wp14:anchorId="534169C7" wp14:editId="2608F3C6">
             <wp:extent cx="5943600" cy="2390775"/>
@@ -3876,7 +4243,7 @@
                     <pic:cNvPicPr/>
                   </pic:nvPicPr>
                   <pic:blipFill>
-                    <a:blip r:embed="rId87"/>
+                    <a:blip r:embed="rId94"/>
                     <a:stretch>
                       <a:fillRect/>
                     </a:stretch>
@@ -3902,6 +4269,7 @@
         <w:rPr>
           <w:noProof/>
         </w:rPr>
+        <w:lastRenderedPageBreak/>
         <w:drawing>
           <wp:inline distT="0" distB="0" distL="0" distR="0" wp14:anchorId="20DB5C39" wp14:editId="43847E45">
             <wp:extent cx="5943600" cy="2386330"/>
@@ -3918,7 +4286,7 @@
                     <pic:cNvPicPr/>
                   </pic:nvPicPr>
                   <pic:blipFill>
-                    <a:blip r:embed="rId88"/>
+                    <a:blip r:embed="rId95"/>
                     <a:stretch>
                       <a:fillRect/>
                     </a:stretch>
@@ -3960,7 +4328,7 @@
                     <pic:cNvPicPr/>
                   </pic:nvPicPr>
                   <pic:blipFill>
-                    <a:blip r:embed="rId89"/>
+                    <a:blip r:embed="rId96"/>
                     <a:stretch>
                       <a:fillRect/>
                     </a:stretch>
@@ -3986,7 +4354,6 @@
         <w:rPr>
           <w:noProof/>
         </w:rPr>
-        <w:lastRenderedPageBreak/>
         <w:drawing>
           <wp:inline distT="0" distB="0" distL="0" distR="0" wp14:anchorId="2FBA590F" wp14:editId="77EFE4D8">
             <wp:extent cx="5943600" cy="2147570"/>
@@ -4003,7 +4370,7 @@
                     <pic:cNvPicPr/>
                   </pic:nvPicPr>
                   <pic:blipFill>
-                    <a:blip r:embed="rId90"/>
+                    <a:blip r:embed="rId97"/>
                     <a:stretch>
                       <a:fillRect/>
                     </a:stretch>
@@ -4029,6 +4396,7 @@
         <w:rPr>
           <w:noProof/>
         </w:rPr>
+        <w:lastRenderedPageBreak/>
         <w:drawing>
           <wp:inline distT="0" distB="0" distL="0" distR="0" wp14:anchorId="62BFB685" wp14:editId="11A0E490">
             <wp:extent cx="5943600" cy="2060575"/>
@@ -4045,7 +4413,7 @@
                     <pic:cNvPicPr/>
                   </pic:nvPicPr>
                   <pic:blipFill>
-                    <a:blip r:embed="rId91"/>
+                    <a:blip r:embed="rId98"/>
                     <a:stretch>
                       <a:fillRect/>
                     </a:stretch>
@@ -4087,7 +4455,7 @@
                     <pic:cNvPicPr/>
                   </pic:nvPicPr>
                   <pic:blipFill>
-                    <a:blip r:embed="rId92"/>
+                    <a:blip r:embed="rId99"/>
                     <a:stretch>
                       <a:fillRect/>
                     </a:stretch>
@@ -4113,7 +4481,6 @@
         <w:rPr>
           <w:noProof/>
         </w:rPr>
-        <w:lastRenderedPageBreak/>
         <w:drawing>
           <wp:inline distT="0" distB="0" distL="0" distR="0" wp14:anchorId="6906BDEA" wp14:editId="25813068">
             <wp:extent cx="5943600" cy="2074545"/>
@@ -4130,7 +4497,7 @@
                     <pic:cNvPicPr/>
                   </pic:nvPicPr>
                   <pic:blipFill>
-                    <a:blip r:embed="rId93"/>
+                    <a:blip r:embed="rId100"/>
                     <a:stretch>
                       <a:fillRect/>
                     </a:stretch>
@@ -4156,6 +4523,7 @@
         <w:rPr>
           <w:noProof/>
         </w:rPr>
+        <w:lastRenderedPageBreak/>
         <w:drawing>
           <wp:inline distT="0" distB="0" distL="0" distR="0" wp14:anchorId="62D9FECC" wp14:editId="7B155CD0">
             <wp:extent cx="5943600" cy="1870075"/>
@@ -4172,7 +4540,7 @@
                     <pic:cNvPicPr/>
                   </pic:nvPicPr>
                   <pic:blipFill>
-                    <a:blip r:embed="rId94"/>
+                    <a:blip r:embed="rId101"/>
                     <a:stretch>
                       <a:fillRect/>
                     </a:stretch>
@@ -4214,7 +4582,7 @@
                     <pic:cNvPicPr/>
                   </pic:nvPicPr>
                   <pic:blipFill>
-                    <a:blip r:embed="rId95"/>
+                    <a:blip r:embed="rId102"/>
                     <a:stretch>
                       <a:fillRect/>
                     </a:stretch>
@@ -4245,7 +4613,6 @@
         <w:rPr>
           <w:noProof/>
         </w:rPr>
-        <w:lastRenderedPageBreak/>
         <w:drawing>
           <wp:inline distT="0" distB="0" distL="0" distR="0" wp14:anchorId="21C9424F" wp14:editId="4DEF2905">
             <wp:extent cx="5943600" cy="2410460"/>
@@ -4262,7 +4629,7 @@
                     <pic:cNvPicPr/>
                   </pic:nvPicPr>
                   <pic:blipFill>
-                    <a:blip r:embed="rId96"/>
+                    <a:blip r:embed="rId103"/>
                     <a:stretch>
                       <a:fillRect/>
                     </a:stretch>
@@ -4288,6 +4655,7 @@
         <w:rPr>
           <w:noProof/>
         </w:rPr>
+        <w:lastRenderedPageBreak/>
         <w:drawing>
           <wp:inline distT="0" distB="0" distL="0" distR="0" wp14:anchorId="58EF17D8" wp14:editId="695AF97B">
             <wp:extent cx="5943600" cy="3330575"/>
@@ -4304,7 +4672,7 @@
                     <pic:cNvPicPr/>
                   </pic:nvPicPr>
                   <pic:blipFill>
-                    <a:blip r:embed="rId97"/>
+                    <a:blip r:embed="rId104"/>
                     <a:stretch>
                       <a:fillRect/>
                     </a:stretch>
@@ -4330,7 +4698,6 @@
         <w:rPr>
           <w:noProof/>
         </w:rPr>
-        <w:lastRenderedPageBreak/>
         <w:drawing>
           <wp:inline distT="0" distB="0" distL="0" distR="0" wp14:anchorId="6690E945" wp14:editId="09CBC886">
             <wp:extent cx="5943600" cy="2454910"/>
@@ -4347,7 +4714,7 @@
                     <pic:cNvPicPr/>
                   </pic:nvPicPr>
                   <pic:blipFill>
-                    <a:blip r:embed="rId98"/>
+                    <a:blip r:embed="rId105"/>
                     <a:stretch>
                       <a:fillRect/>
                     </a:stretch>
@@ -4373,6 +4740,7 @@
         <w:rPr>
           <w:noProof/>
         </w:rPr>
+        <w:lastRenderedPageBreak/>
         <w:drawing>
           <wp:inline distT="0" distB="0" distL="0" distR="0" wp14:anchorId="7BBE3B1D" wp14:editId="7251DE8A">
             <wp:extent cx="5943600" cy="3192145"/>
@@ -4389,7 +4757,7 @@
                     <pic:cNvPicPr/>
                   </pic:nvPicPr>
                   <pic:blipFill>
-                    <a:blip r:embed="rId99"/>
+                    <a:blip r:embed="rId106"/>
                     <a:stretch>
                       <a:fillRect/>
                     </a:stretch>
@@ -4415,7 +4783,6 @@
         <w:rPr>
           <w:noProof/>
         </w:rPr>
-        <w:lastRenderedPageBreak/>
         <w:drawing>
           <wp:inline distT="0" distB="0" distL="0" distR="0" wp14:anchorId="12E6EFA2" wp14:editId="62ED682F">
             <wp:extent cx="5943600" cy="3192780"/>
@@ -4432,7 +4799,7 @@
                     <pic:cNvPicPr/>
                   </pic:nvPicPr>
                   <pic:blipFill>
-                    <a:blip r:embed="rId100"/>
+                    <a:blip r:embed="rId107"/>
                     <a:stretch>
                       <a:fillRect/>
                     </a:stretch>
@@ -4458,6 +4825,7 @@
         <w:rPr>
           <w:noProof/>
         </w:rPr>
+        <w:lastRenderedPageBreak/>
         <w:drawing>
           <wp:inline distT="0" distB="0" distL="0" distR="0" wp14:anchorId="1F34B66F" wp14:editId="23842E2B">
             <wp:extent cx="5943600" cy="3159125"/>
@@ -4474,7 +4842,7 @@
                     <pic:cNvPicPr/>
                   </pic:nvPicPr>
                   <pic:blipFill>
-                    <a:blip r:embed="rId101"/>
+                    <a:blip r:embed="rId108"/>
                     <a:stretch>
                       <a:fillRect/>
                     </a:stretch>
@@ -4500,7 +4868,6 @@
         <w:rPr>
           <w:noProof/>
         </w:rPr>
-        <w:lastRenderedPageBreak/>
         <w:drawing>
           <wp:inline distT="0" distB="0" distL="0" distR="0" wp14:anchorId="5E812EB6" wp14:editId="2951E959">
             <wp:extent cx="5943600" cy="2650490"/>
@@ -4517,7 +4884,7 @@
                     <pic:cNvPicPr/>
                   </pic:nvPicPr>
                   <pic:blipFill>
-                    <a:blip r:embed="rId102"/>
+                    <a:blip r:embed="rId109"/>
                     <a:stretch>
                       <a:fillRect/>
                     </a:stretch>
@@ -4559,7 +4926,7 @@
                     <pic:cNvPicPr/>
                   </pic:nvPicPr>
                   <pic:blipFill>
-                    <a:blip r:embed="rId103"/>
+                    <a:blip r:embed="rId110"/>
                     <a:stretch>
                       <a:fillRect/>
                     </a:stretch>
@@ -4595,6 +4962,7 @@
           <w:bCs/>
           <w:u w:val="single"/>
         </w:rPr>
+        <w:lastRenderedPageBreak/>
         <w:t>Task no. 0</w:t>
       </w:r>
       <w:r>
@@ -4662,7 +5030,7 @@
                     <pic:cNvPicPr/>
                   </pic:nvPicPr>
                   <pic:blipFill>
-                    <a:blip r:embed="rId104"/>
+                    <a:blip r:embed="rId111"/>
                     <a:stretch>
                       <a:fillRect/>
                     </a:stretch>
@@ -4705,7 +5073,6 @@
         <w:pStyle w:val="ListParagraph"/>
       </w:pPr>
       <w:r>
-        <w:lastRenderedPageBreak/>
         <w:t>Destination port: 80</w:t>
       </w:r>
     </w:p>
@@ -4733,7 +5100,7 @@
                     <pic:cNvPicPr/>
                   </pic:nvPicPr>
                   <pic:blipFill>
-                    <a:blip r:embed="rId105"/>
+                    <a:blip r:embed="rId112"/>
                     <a:stretch>
                       <a:fillRect/>
                     </a:stretch>
@@ -4795,6 +5162,7 @@
         <w:rPr>
           <w:noProof/>
         </w:rPr>
+        <w:lastRenderedPageBreak/>
         <w:drawing>
           <wp:inline distT="0" distB="0" distL="0" distR="0" wp14:anchorId="43E115C3" wp14:editId="3B415F3B">
             <wp:extent cx="5943600" cy="2180590"/>
@@ -4811,7 +5179,7 @@
                     <pic:cNvPicPr/>
                   </pic:nvPicPr>
                   <pic:blipFill>
-                    <a:blip r:embed="rId106"/>
+                    <a:blip r:embed="rId113"/>
                     <a:stretch>
                       <a:fillRect/>
                     </a:stretch>
@@ -4870,7 +5238,7 @@
                     <pic:cNvPicPr/>
                   </pic:nvPicPr>
                   <pic:blipFill>
-                    <a:blip r:embed="rId107"/>
+                    <a:blip r:embed="rId114"/>
                     <a:stretch>
                       <a:fillRect/>
                     </a:stretch>
@@ -4892,8 +5260,8 @@
       </w:r>
     </w:p>
     <w:sectPr>
-      <w:headerReference w:type="default" r:id="rId108"/>
-      <w:footerReference w:type="default" r:id="rId109"/>
+      <w:headerReference w:type="default" r:id="rId115"/>
+      <w:footerReference w:type="default" r:id="rId116"/>
       <w:pgSz w:w="12240" w:h="15840"/>
       <w:pgMar w:top="1440" w:right="1440" w:bottom="1440" w:left="1440" w:header="720" w:footer="720" w:gutter="0"/>
       <w:cols w:space="720"/>
